--- a/t20_s2.docx
+++ b/t20_s2.docx
@@ -3,2168 +3,1773 @@
 <w:document xmlns:wpc="http://schemas.microsoft.com/office/word/2010/wordprocessingCanvas" xmlns:mo="http://schemas.microsoft.com/office/mac/office/2008/main" xmlns:mc="http://schemas.openxmlformats.org/markup-compatibility/2006" xmlns:mv="urn:schemas-microsoft-com:mac:vml" xmlns:o="urn:schemas-microsoft-com:office:office" xmlns:r="http://schemas.openxmlformats.org/officeDocument/2006/relationships" xmlns:m="http://schemas.openxmlformats.org/officeDocument/2006/math" xmlns:v="urn:schemas-microsoft-com:vml" xmlns:wp14="http://schemas.microsoft.com/office/word/2010/wordprocessingDrawing" xmlns:wp="http://schemas.openxmlformats.org/drawingml/2006/wordprocessingDrawing" xmlns:w10="urn:schemas-microsoft-com:office:word" xmlns:w="http://schemas.openxmlformats.org/wordprocessingml/2006/main" xmlns:w14="http://schemas.microsoft.com/office/word/2010/wordml" xmlns:wpg="http://schemas.microsoft.com/office/word/2010/wordprocessingGroup" xmlns:wpi="http://schemas.microsoft.com/office/word/2010/wordprocessingInk" xmlns:wne="http://schemas.microsoft.com/office/word/2006/wordml" xmlns:wps="http://schemas.microsoft.com/office/word/2010/wordprocessingShape" mc:Ignorable="w14 wp14">
   <w:body>
     <w:p>
-      <w:pPr>
-        <w:spacing w:after="20" w:before="120"/>
-      </w:pPr>
-      <w:r>
-        <w:rPr>
-          <w:b/>
-          <w:sz w:val="22"/>
-        </w:rPr>
-        <w:t>Question: According to the National Immunization Schedule, the first dose of OPV is given:</w:t>
-      </w:r>
-    </w:p>
-    <w:p>
-      <w:pPr>
-        <w:spacing w:after="0" w:before="0"/>
-      </w:pPr>
-      <w:r>
-        <w:rPr>
-          <w:b w:val="0"/>
-          <w:sz w:val="22"/>
-        </w:rPr>
-        <w:t>(a) At 9 months</w:t>
-      </w:r>
-    </w:p>
-    <w:p>
-      <w:pPr>
-        <w:spacing w:after="0" w:before="0"/>
-      </w:pPr>
-      <w:r>
-        <w:rPr>
-          <w:b w:val="0"/>
-          <w:sz w:val="22"/>
-        </w:rPr>
-        <w:t>(b) At birth</w:t>
-      </w:r>
-    </w:p>
-    <w:p>
-      <w:pPr>
-        <w:spacing w:after="0" w:before="0"/>
-      </w:pPr>
-      <w:r>
-        <w:rPr>
-          <w:b w:val="0"/>
-          <w:sz w:val="22"/>
-        </w:rPr>
-        <w:t>(c) At 6 weeks</w:t>
-      </w:r>
-    </w:p>
-    <w:p>
-      <w:pPr>
-        <w:spacing w:after="0" w:before="0"/>
-      </w:pPr>
-      <w:r>
-        <w:rPr>
-          <w:b w:val="0"/>
-          <w:sz w:val="22"/>
-        </w:rPr>
-        <w:t>(d) At 16-24 months</w:t>
-      </w:r>
-    </w:p>
-    <w:p>
-      <w:pPr>
-        <w:spacing w:after="0" w:before="40"/>
-      </w:pPr>
-      <w:r>
-        <w:rPr>
-          <w:b/>
-          <w:sz w:val="22"/>
-        </w:rPr>
-        <w:t>Answer: b</w:t>
-      </w:r>
-    </w:p>
-    <w:p>
-      <w:pPr>
-        <w:spacing w:after="0" w:before="0"/>
-      </w:pPr>
-      <w:r>
-        <w:rPr>
-          <w:b w:val="0"/>
-          <w:sz w:val="21"/>
-        </w:rPr>
-        <w:t>Solution: OPV-0 (zero dose) is given at birth, followed by OPV 1, 2, 3 at 6, 10 and 14 weeks.</w:t>
-      </w:r>
-    </w:p>
-    <w:p>
-      <w:pPr>
-        <w:spacing w:after="0" w:before="0"/>
-      </w:pPr>
-      <w:r>
-        <w:rPr>
-          <w:b w:val="0"/>
-          <w:sz w:val="20"/>
-        </w:rPr>
-        <w:t>Positive Marks: 1</w:t>
-      </w:r>
-    </w:p>
-    <w:p>
-      <w:pPr>
-        <w:spacing w:after="160" w:before="0"/>
-      </w:pPr>
-      <w:r>
-        <w:rPr>
-          <w:b w:val="0"/>
-          <w:sz w:val="20"/>
-        </w:rPr>
-        <w:t>Negative Marks: 0.25</w:t>
-      </w:r>
-    </w:p>
-    <w:p>
-      <w:pPr>
-        <w:spacing w:after="20" w:before="120"/>
-      </w:pPr>
-      <w:r>
-        <w:rPr>
-          <w:b/>
-          <w:sz w:val="22"/>
-        </w:rPr>
-        <w:t>Question: Which of the following is the least common cause of congestive cardiac failure in children?</w:t>
-      </w:r>
-    </w:p>
-    <w:p>
-      <w:pPr>
-        <w:spacing w:after="0" w:before="0"/>
-      </w:pPr>
-      <w:r>
-        <w:rPr>
-          <w:b w:val="0"/>
-          <w:sz w:val="22"/>
-        </w:rPr>
-        <w:t>(a) PDA</w:t>
-      </w:r>
-    </w:p>
-    <w:p>
-      <w:pPr>
-        <w:spacing w:after="0" w:before="0"/>
-      </w:pPr>
-      <w:r>
-        <w:rPr>
-          <w:b w:val="0"/>
-          <w:sz w:val="22"/>
-        </w:rPr>
-        <w:t>(b) ASD</w:t>
-      </w:r>
-    </w:p>
-    <w:p>
-      <w:pPr>
-        <w:spacing w:after="0" w:before="0"/>
-      </w:pPr>
-      <w:r>
-        <w:rPr>
-          <w:b w:val="0"/>
-          <w:sz w:val="22"/>
-        </w:rPr>
-        <w:t>(c) Transposition of Great Arteries</w:t>
-      </w:r>
-    </w:p>
-    <w:p>
-      <w:pPr>
-        <w:spacing w:after="0" w:before="0"/>
-      </w:pPr>
-      <w:r>
-        <w:rPr>
-          <w:b w:val="0"/>
-          <w:sz w:val="22"/>
-        </w:rPr>
-        <w:t>(d) VSD</w:t>
-      </w:r>
-    </w:p>
-    <w:p>
-      <w:pPr>
-        <w:spacing w:after="0" w:before="40"/>
-      </w:pPr>
-      <w:r>
-        <w:rPr>
-          <w:b/>
-          <w:sz w:val="22"/>
-        </w:rPr>
-        <w:t>Answer: b</w:t>
-      </w:r>
-    </w:p>
-    <w:p>
-      <w:pPr>
-        <w:spacing w:after="0" w:before="0"/>
-      </w:pPr>
-      <w:r>
-        <w:rPr>
-          <w:b w:val="0"/>
-          <w:sz w:val="21"/>
-        </w:rPr>
-        <w:t>Solution: ASD usually remains asymptomatic in childhood and rarely causes cardiac failure, whereas VSD, PDA and transposition of the great arteries commonly cause heart failure in infancy.</w:t>
-      </w:r>
-    </w:p>
-    <w:p>
-      <w:pPr>
-        <w:spacing w:after="0" w:before="0"/>
-      </w:pPr>
-      <w:r>
-        <w:rPr>
-          <w:b w:val="0"/>
-          <w:sz w:val="20"/>
-        </w:rPr>
-        <w:t>Positive Marks: 1</w:t>
-      </w:r>
-    </w:p>
-    <w:p>
-      <w:pPr>
-        <w:spacing w:after="160" w:before="0"/>
-      </w:pPr>
-      <w:r>
-        <w:rPr>
-          <w:b w:val="0"/>
-          <w:sz w:val="20"/>
-        </w:rPr>
-        <w:t>Negative Marks: 0.25</w:t>
-      </w:r>
-    </w:p>
-    <w:p>
-      <w:pPr>
-        <w:spacing w:after="20" w:before="120"/>
-      </w:pPr>
-      <w:r>
-        <w:rPr>
-          <w:b/>
-          <w:sz w:val="22"/>
-        </w:rPr>
-        <w:t>Question: The best position for doing Lumbar puncture is?</w:t>
-      </w:r>
-    </w:p>
-    <w:p>
-      <w:pPr>
-        <w:spacing w:after="0" w:before="0"/>
-      </w:pPr>
-      <w:r>
-        <w:rPr>
-          <w:b w:val="0"/>
-          <w:sz w:val="22"/>
-        </w:rPr>
-        <w:t>(a) Right lateral</w:t>
-      </w:r>
-    </w:p>
-    <w:p>
-      <w:pPr>
-        <w:spacing w:after="0" w:before="0"/>
-      </w:pPr>
-      <w:r>
-        <w:rPr>
-          <w:b w:val="0"/>
-          <w:sz w:val="22"/>
-        </w:rPr>
-        <w:t>(b) Left lateral</w:t>
-      </w:r>
-    </w:p>
-    <w:p>
-      <w:pPr>
-        <w:spacing w:after="0" w:before="0"/>
-      </w:pPr>
-      <w:r>
-        <w:rPr>
-          <w:b w:val="0"/>
-          <w:sz w:val="22"/>
-        </w:rPr>
-        <w:t>(c) Fowler's position</w:t>
-      </w:r>
-    </w:p>
-    <w:p>
-      <w:pPr>
-        <w:spacing w:after="0" w:before="0"/>
-      </w:pPr>
-      <w:r>
-        <w:rPr>
-          <w:b w:val="0"/>
-          <w:sz w:val="22"/>
-        </w:rPr>
-        <w:t>(d) Prone position</w:t>
-      </w:r>
-    </w:p>
-    <w:p>
-      <w:pPr>
-        <w:spacing w:after="0" w:before="40"/>
-      </w:pPr>
-      <w:r>
-        <w:rPr>
-          <w:b/>
-          <w:sz w:val="22"/>
-        </w:rPr>
-        <w:t>Answer: b</w:t>
-      </w:r>
-    </w:p>
-    <w:p>
-      <w:pPr>
-        <w:spacing w:after="0" w:before="0"/>
-      </w:pPr>
-      <w:r>
-        <w:rPr>
-          <w:b w:val="0"/>
-          <w:sz w:val="21"/>
-        </w:rPr>
-        <w:t>Solution: The best position for lumbar puncture is the left lateral position with the knees flexed (fetal position).</w:t>
-      </w:r>
-    </w:p>
-    <w:p>
-      <w:pPr>
-        <w:spacing w:after="0" w:before="0"/>
-      </w:pPr>
-      <w:r>
-        <w:rPr>
-          <w:b w:val="0"/>
-          <w:sz w:val="20"/>
-        </w:rPr>
-        <w:t>Positive Marks: 1</w:t>
-      </w:r>
-    </w:p>
-    <w:p>
-      <w:pPr>
-        <w:spacing w:after="160" w:before="0"/>
-      </w:pPr>
-      <w:r>
-        <w:rPr>
-          <w:b w:val="0"/>
-          <w:sz w:val="20"/>
-        </w:rPr>
-        <w:t>Negative Marks: 0.25</w:t>
-      </w:r>
-    </w:p>
-    <w:p>
-      <w:pPr>
-        <w:spacing w:after="20" w:before="120"/>
-      </w:pPr>
-      <w:r>
-        <w:rPr>
-          <w:b/>
-          <w:sz w:val="22"/>
-        </w:rPr>
-        <w:t>Question: On which date was the milestone of 100 crore vaccinations (Covaxin + Covishield) completed in India?</w:t>
-      </w:r>
-    </w:p>
-    <w:p>
-      <w:pPr>
-        <w:spacing w:after="0" w:before="0"/>
-      </w:pPr>
-      <w:r>
-        <w:rPr>
-          <w:b w:val="0"/>
-          <w:sz w:val="22"/>
-        </w:rPr>
-        <w:t>(a) 19.10.2021,</w:t>
-      </w:r>
-    </w:p>
-    <w:p>
-      <w:pPr>
-        <w:spacing w:after="0" w:before="0"/>
-      </w:pPr>
-      <w:r>
-        <w:rPr>
-          <w:b w:val="0"/>
-          <w:sz w:val="22"/>
-        </w:rPr>
-        <w:t>(b) 21.10.2021,</w:t>
-      </w:r>
-    </w:p>
-    <w:p>
-      <w:pPr>
-        <w:spacing w:after="0" w:before="0"/>
-      </w:pPr>
-      <w:r>
-        <w:rPr>
-          <w:b w:val="0"/>
-          <w:sz w:val="22"/>
-        </w:rPr>
-        <w:t>(c) 22.10.2021,</w:t>
-      </w:r>
-    </w:p>
-    <w:p>
-      <w:pPr>
-        <w:spacing w:after="0" w:before="0"/>
-      </w:pPr>
-      <w:r>
-        <w:rPr>
-          <w:b w:val="0"/>
-          <w:sz w:val="22"/>
-        </w:rPr>
-        <w:t>(d) 20.10.2021,</w:t>
-      </w:r>
-    </w:p>
-    <w:p>
-      <w:pPr>
-        <w:spacing w:after="0" w:before="40"/>
-      </w:pPr>
-      <w:r>
-        <w:rPr>
-          <w:b/>
-          <w:sz w:val="22"/>
-        </w:rPr>
-        <w:t>Answer: b</w:t>
-      </w:r>
-    </w:p>
-    <w:p>
-      <w:pPr>
-        <w:spacing w:after="0" w:before="0"/>
-      </w:pPr>
-      <w:r>
-        <w:rPr>
-          <w:b w:val="0"/>
-          <w:sz w:val="21"/>
-        </w:rPr>
-        <w:t>Solution: The milestone of 100 crore vaccinations (Covaxin + Covishield) in India was completed on 21.10.2021 (option a). This significant achievement marked the administration of 100 crore doses of COVID-19 vaccines in India's nationwide vaccination campaign. The combined use of Covaxin and Covishield, which are the two primary vaccines being administered in India, contributed to reaching this milestone in the ongoing efforts to protect the population against COVID-19.</w:t>
-      </w:r>
-    </w:p>
-    <w:p>
-      <w:pPr>
-        <w:spacing w:after="0" w:before="0"/>
-      </w:pPr>
-      <w:r>
-        <w:rPr>
-          <w:b w:val="0"/>
-          <w:sz w:val="20"/>
-        </w:rPr>
-        <w:t>Positive Marks: 1</w:t>
-      </w:r>
-    </w:p>
-    <w:p>
-      <w:pPr>
-        <w:spacing w:after="160" w:before="0"/>
-      </w:pPr>
-      <w:r>
-        <w:rPr>
-          <w:b w:val="0"/>
-          <w:sz w:val="20"/>
-        </w:rPr>
-        <w:t>Negative Marks: 0.25</w:t>
-      </w:r>
-    </w:p>
-    <w:p>
-      <w:pPr>
-        <w:spacing w:after="20" w:before="120"/>
-      </w:pPr>
-      <w:r>
-        <w:rPr>
-          <w:b/>
-          <w:sz w:val="22"/>
-        </w:rPr>
-        <w:t>Question: If NTG given to a client who is suspected for heart attack.The NTG is working in best way if patient?</w:t>
-      </w:r>
-    </w:p>
-    <w:p>
-      <w:pPr>
-        <w:spacing w:after="0" w:before="0"/>
-      </w:pPr>
-      <w:r>
-        <w:rPr>
-          <w:b w:val="0"/>
-          <w:sz w:val="22"/>
-        </w:rPr>
-        <w:t>(a) Feel blurred vision</w:t>
-      </w:r>
-    </w:p>
-    <w:p>
-      <w:pPr>
-        <w:spacing w:after="0" w:before="0"/>
-      </w:pPr>
-      <w:r>
-        <w:rPr>
-          <w:b w:val="0"/>
-          <w:sz w:val="22"/>
-        </w:rPr>
-        <w:t>(b) Feel mouth Itching</w:t>
-      </w:r>
-    </w:p>
-    <w:p>
-      <w:pPr>
-        <w:spacing w:after="0" w:before="0"/>
-      </w:pPr>
-      <w:r>
-        <w:rPr>
-          <w:b w:val="0"/>
-          <w:sz w:val="22"/>
-        </w:rPr>
-        <w:t>(c) Feel burning sensation under the tongue</w:t>
-      </w:r>
-    </w:p>
-    <w:p>
-      <w:pPr>
-        <w:spacing w:after="0" w:before="0"/>
-      </w:pPr>
-      <w:r>
-        <w:rPr>
-          <w:b w:val="0"/>
-          <w:sz w:val="22"/>
-        </w:rPr>
-        <w:t>(d) Medicine given in dark room</w:t>
-      </w:r>
-    </w:p>
-    <w:p>
-      <w:pPr>
-        <w:spacing w:after="0" w:before="40"/>
-      </w:pPr>
-      <w:r>
-        <w:rPr>
-          <w:b/>
-          <w:sz w:val="22"/>
-        </w:rPr>
-        <w:t>Answer: c</w:t>
-      </w:r>
-    </w:p>
-    <w:p>
-      <w:pPr>
-        <w:spacing w:after="0" w:before="0"/>
-      </w:pPr>
-      <w:r>
-        <w:rPr>
-          <w:b w:val="0"/>
-          <w:sz w:val="21"/>
-        </w:rPr>
-        <w:t>Solution: If NTG given to a client who is suspected for heart attack. The NTG is working in the best way if the patient feels a burning sensation under the tongue. Nitroglycerin (NTG) is a vasodilator used to treat chest pain or angina. When given to a patient who is suspected of having a heart attack, the aim is to relieve the chest pain, improve blood flow to the heart, and prevent further damage to the heart muscle. The burning sensation under the tongue is a common side effect of NTG and indicates that the medication is working. The medication is absorbed through the mucous membrane under the tongue, and the sensation is a sign that medication is being absorbed and is dilating the blood vessels around the heart. It is important to note that if the chest pain persists or worsens despite taking NTG, immediate medical attention should be sought.</w:t>
-      </w:r>
-    </w:p>
-    <w:p>
-      <w:pPr>
-        <w:spacing w:after="0" w:before="0"/>
-      </w:pPr>
-      <w:r>
-        <w:rPr>
-          <w:b w:val="0"/>
-          <w:sz w:val="20"/>
-        </w:rPr>
-        <w:t>Positive Marks: 1</w:t>
-      </w:r>
-    </w:p>
-    <w:p>
-      <w:pPr>
-        <w:spacing w:after="160" w:before="0"/>
-      </w:pPr>
-      <w:r>
-        <w:rPr>
-          <w:b w:val="0"/>
-          <w:sz w:val="20"/>
-        </w:rPr>
-        <w:t>Negative Marks: 0.25</w:t>
-      </w:r>
-    </w:p>
-    <w:p>
-      <w:pPr>
-        <w:spacing w:after="20" w:before="120"/>
-      </w:pPr>
-      <w:r>
-        <w:rPr>
-          <w:b/>
-          <w:sz w:val="22"/>
-        </w:rPr>
-        <w:t>Question: The priority assessment before administering digoxin is:</w:t>
-      </w:r>
-    </w:p>
-    <w:p>
-      <w:pPr>
-        <w:spacing w:after="0" w:before="0"/>
-      </w:pPr>
-      <w:r>
-        <w:rPr>
-          <w:b w:val="0"/>
-          <w:sz w:val="22"/>
-        </w:rPr>
-        <w:t>(a) Respiratory rate</w:t>
-      </w:r>
-    </w:p>
-    <w:p>
-      <w:pPr>
-        <w:spacing w:after="0" w:before="0"/>
-      </w:pPr>
-      <w:r>
-        <w:rPr>
-          <w:b w:val="0"/>
-          <w:sz w:val="22"/>
-        </w:rPr>
-        <w:t>(b) Apical pulse rate</w:t>
-      </w:r>
-    </w:p>
-    <w:p>
-      <w:pPr>
-        <w:spacing w:after="0" w:before="0"/>
-      </w:pPr>
-      <w:r>
-        <w:rPr>
-          <w:b w:val="0"/>
-          <w:sz w:val="22"/>
-        </w:rPr>
-        <w:t>(c) Blood glucose</w:t>
-      </w:r>
-    </w:p>
-    <w:p>
-      <w:pPr>
-        <w:spacing w:after="0" w:before="0"/>
-      </w:pPr>
-      <w:r>
-        <w:rPr>
-          <w:b w:val="0"/>
-          <w:sz w:val="22"/>
-        </w:rPr>
-        <w:t>(d) Body temperature</w:t>
-      </w:r>
-    </w:p>
-    <w:p>
-      <w:pPr>
-        <w:spacing w:after="0" w:before="40"/>
-      </w:pPr>
-      <w:r>
-        <w:rPr>
-          <w:b/>
-          <w:sz w:val="22"/>
-        </w:rPr>
-        <w:t>Answer: b</w:t>
-      </w:r>
-    </w:p>
-    <w:p>
-      <w:pPr>
-        <w:spacing w:after="0" w:before="0"/>
-      </w:pPr>
-      <w:r>
-        <w:rPr>
-          <w:b w:val="0"/>
-          <w:sz w:val="21"/>
-        </w:rPr>
-        <w:t>Solution: Digoxin slows the heart rate; the nurse counts the apical pulse for one full minute and withholds the drug if it is below 60/min in adults.</w:t>
-      </w:r>
-    </w:p>
-    <w:p>
-      <w:pPr>
-        <w:spacing w:after="0" w:before="0"/>
-      </w:pPr>
-      <w:r>
-        <w:rPr>
-          <w:b w:val="0"/>
-          <w:sz w:val="20"/>
-        </w:rPr>
-        <w:t>Positive Marks: 1</w:t>
-      </w:r>
-    </w:p>
-    <w:p>
-      <w:pPr>
-        <w:spacing w:after="160" w:before="0"/>
-      </w:pPr>
-      <w:r>
-        <w:rPr>
-          <w:b w:val="0"/>
-          <w:sz w:val="20"/>
-        </w:rPr>
-        <w:t>Negative Marks: 0.25</w:t>
-      </w:r>
-    </w:p>
-    <w:p>
-      <w:pPr>
-        <w:spacing w:after="20" w:before="120"/>
-      </w:pPr>
-      <w:r>
-        <w:rPr>
-          <w:b/>
-          <w:sz w:val="22"/>
-        </w:rPr>
-        <w:t>Question: The best method of confirming the correct placement of a nasogastric tube is:</w:t>
-      </w:r>
-    </w:p>
-    <w:p>
-      <w:pPr>
-        <w:spacing w:after="0" w:before="0"/>
-      </w:pPr>
-      <w:r>
-        <w:rPr>
-          <w:b w:val="0"/>
-          <w:sz w:val="22"/>
-        </w:rPr>
-        <w:t>(a) Auscultation of air</w:t>
-      </w:r>
-    </w:p>
-    <w:p>
-      <w:pPr>
-        <w:spacing w:after="0" w:before="0"/>
-      </w:pPr>
-      <w:r>
-        <w:rPr>
-          <w:b w:val="0"/>
-          <w:sz w:val="22"/>
-        </w:rPr>
-        <w:t>(b) X-ray</w:t>
-      </w:r>
-    </w:p>
-    <w:p>
-      <w:pPr>
-        <w:spacing w:after="0" w:before="0"/>
-      </w:pPr>
-      <w:r>
-        <w:rPr>
-          <w:b w:val="0"/>
-          <w:sz w:val="22"/>
-        </w:rPr>
-        <w:t>(c) Bubbling in water</w:t>
-      </w:r>
-    </w:p>
-    <w:p>
-      <w:pPr>
-        <w:spacing w:after="0" w:before="0"/>
-      </w:pPr>
-      <w:r>
-        <w:rPr>
-          <w:b w:val="0"/>
-          <w:sz w:val="22"/>
-        </w:rPr>
-        <w:t>(d) Patient comfort</w:t>
-      </w:r>
-    </w:p>
-    <w:p>
-      <w:pPr>
-        <w:spacing w:after="0" w:before="40"/>
-      </w:pPr>
-      <w:r>
-        <w:rPr>
-          <w:b/>
-          <w:sz w:val="22"/>
-        </w:rPr>
-        <w:t>Answer: b</w:t>
-      </w:r>
-    </w:p>
-    <w:p>
-      <w:pPr>
-        <w:spacing w:after="0" w:before="0"/>
-      </w:pPr>
-      <w:r>
-        <w:rPr>
-          <w:b w:val="0"/>
-          <w:sz w:val="21"/>
-        </w:rPr>
-        <w:t>Solution: An X-ray is the most reliable method of confirming NG tube placement in the stomach.</w:t>
-      </w:r>
-    </w:p>
-    <w:p>
-      <w:pPr>
-        <w:spacing w:after="0" w:before="0"/>
-      </w:pPr>
-      <w:r>
-        <w:rPr>
-          <w:b w:val="0"/>
-          <w:sz w:val="20"/>
-        </w:rPr>
-        <w:t>Positive Marks: 1</w:t>
-      </w:r>
-    </w:p>
-    <w:p>
-      <w:pPr>
-        <w:spacing w:after="160" w:before="0"/>
-      </w:pPr>
-      <w:r>
-        <w:rPr>
-          <w:b w:val="0"/>
-          <w:sz w:val="20"/>
-        </w:rPr>
-        <w:t>Negative Marks: 0.25</w:t>
-      </w:r>
-    </w:p>
-    <w:p>
-      <w:pPr>
-        <w:spacing w:after="20" w:before="120"/>
-      </w:pPr>
-      <w:r>
-        <w:rPr>
-          <w:b/>
-          <w:sz w:val="22"/>
-        </w:rPr>
-        <w:t>Question: Vaccine that can be freeze and still it does not lose its potency</w:t>
-      </w:r>
-    </w:p>
-    <w:p>
-      <w:pPr>
-        <w:spacing w:after="0" w:before="0"/>
-      </w:pPr>
-      <w:r>
-        <w:rPr>
-          <w:b w:val="0"/>
-          <w:sz w:val="22"/>
-        </w:rPr>
-        <w:t>(a) OPV</w:t>
-      </w:r>
-    </w:p>
-    <w:p>
-      <w:pPr>
-        <w:spacing w:after="0" w:before="0"/>
-      </w:pPr>
-      <w:r>
-        <w:rPr>
-          <w:b w:val="0"/>
-          <w:sz w:val="22"/>
-        </w:rPr>
-        <w:t>(b) TT</w:t>
-      </w:r>
-    </w:p>
-    <w:p>
-      <w:pPr>
-        <w:spacing w:after="0" w:before="0"/>
-      </w:pPr>
-      <w:r>
-        <w:rPr>
-          <w:b w:val="0"/>
-          <w:sz w:val="22"/>
-        </w:rPr>
-        <w:t>(c) DPT</w:t>
-      </w:r>
-    </w:p>
-    <w:p>
-      <w:pPr>
-        <w:spacing w:after="0" w:before="0"/>
-      </w:pPr>
-      <w:r>
-        <w:rPr>
-          <w:b w:val="0"/>
-          <w:sz w:val="22"/>
-        </w:rPr>
-        <w:t>(d) MMR</w:t>
-      </w:r>
-    </w:p>
-    <w:p>
-      <w:pPr>
-        <w:spacing w:after="0" w:before="40"/>
-      </w:pPr>
-      <w:r>
-        <w:rPr>
-          <w:b/>
-          <w:sz w:val="22"/>
-        </w:rPr>
-        <w:t>Answer: d</w:t>
-      </w:r>
-    </w:p>
-    <w:p>
-      <w:pPr>
-        <w:spacing w:after="0" w:before="0"/>
-      </w:pPr>
-      <w:r>
-        <w:rPr>
-          <w:b w:val="0"/>
-          <w:sz w:val="21"/>
-        </w:rPr>
-        <w:t>Solution: MMR is a freeze-dried vaccine that can be frozen without losing potency.</w:t>
-      </w:r>
-    </w:p>
-    <w:p>
-      <w:pPr>
-        <w:spacing w:after="0" w:before="0"/>
-      </w:pPr>
-      <w:r>
-        <w:rPr>
-          <w:b w:val="0"/>
-          <w:sz w:val="20"/>
-        </w:rPr>
-        <w:t>Positive Marks: 1</w:t>
-      </w:r>
-    </w:p>
-    <w:p>
-      <w:pPr>
-        <w:spacing w:after="160" w:before="0"/>
-      </w:pPr>
-      <w:r>
-        <w:rPr>
-          <w:b w:val="0"/>
-          <w:sz w:val="20"/>
-        </w:rPr>
-        <w:t>Negative Marks: 0.25</w:t>
-      </w:r>
-    </w:p>
-    <w:p>
-      <w:pPr>
-        <w:spacing w:after="20" w:before="120"/>
-      </w:pPr>
-      <w:r>
-        <w:rPr>
-          <w:b/>
-          <w:sz w:val="22"/>
-        </w:rPr>
-        <w:t>Question: While performing an endotracheal tube (ET) suction, the nurse observed that the client is having sudden severe tachycardia.Which of the following should be the immediate response of the nurse?</w:t>
-      </w:r>
-    </w:p>
-    <w:p>
-      <w:pPr>
-        <w:spacing w:after="0" w:before="0"/>
-      </w:pPr>
-      <w:r>
-        <w:rPr>
-          <w:b w:val="0"/>
-          <w:sz w:val="22"/>
-        </w:rPr>
-        <w:t>(a) Hyperoxygenate before suctioning</w:t>
-      </w:r>
-    </w:p>
-    <w:p>
-      <w:pPr>
-        <w:spacing w:after="0" w:before="0"/>
-      </w:pPr>
-      <w:r>
-        <w:rPr>
-          <w:b w:val="0"/>
-          <w:sz w:val="22"/>
-        </w:rPr>
-        <w:t>(b) Call the physician</w:t>
-      </w:r>
-    </w:p>
-    <w:p>
-      <w:pPr>
-        <w:spacing w:after="0" w:before="0"/>
-      </w:pPr>
-      <w:r>
-        <w:rPr>
-          <w:b w:val="0"/>
-          <w:sz w:val="22"/>
-        </w:rPr>
-        <w:t>(c) Stop suction and perform re-oxygenation</w:t>
-      </w:r>
-    </w:p>
-    <w:p>
-      <w:pPr>
-        <w:spacing w:after="0" w:before="0"/>
-      </w:pPr>
-      <w:r>
-        <w:rPr>
-          <w:b w:val="0"/>
-          <w:sz w:val="22"/>
-        </w:rPr>
-        <w:t>(d) Continue the suction</w:t>
-      </w:r>
-    </w:p>
-    <w:p>
-      <w:pPr>
-        <w:spacing w:after="0" w:before="40"/>
-      </w:pPr>
-      <w:r>
-        <w:rPr>
-          <w:b/>
-          <w:sz w:val="22"/>
-        </w:rPr>
-        <w:t>Answer: c</w:t>
-      </w:r>
-    </w:p>
-    <w:p>
-      <w:pPr>
-        <w:spacing w:after="0" w:before="0"/>
-      </w:pPr>
-      <w:r>
-        <w:rPr>
-          <w:b w:val="0"/>
-          <w:sz w:val="21"/>
-        </w:rPr>
-        <w:t>Solution: When a nurse observes sudden severe tachycardia in a client during an endotracheal tube suction, the immediate response should be to stop suction and perform re-oxygenation. Sudden severe tachycardia may indicate a temporary disruption in oxygen supply or increased stress on the cardiovascular system. By stopping the suction and providing re-oxygenation, the nurse can ensure that the client receives adequate oxygen and reduce the risk of further complications. Hyperoxygenation before suctioning is a standard practice to optimize oxygen levels and minimize the risk of hypoxia during the procedure.</w:t>
-      </w:r>
-    </w:p>
-    <w:p>
-      <w:pPr>
-        <w:spacing w:after="0" w:before="0"/>
-      </w:pPr>
-      <w:r>
-        <w:rPr>
-          <w:b w:val="0"/>
-          <w:sz w:val="20"/>
-        </w:rPr>
-        <w:t>Positive Marks: 1</w:t>
-      </w:r>
-    </w:p>
-    <w:p>
-      <w:pPr>
-        <w:spacing w:after="160" w:before="0"/>
-      </w:pPr>
-      <w:r>
-        <w:rPr>
-          <w:b w:val="0"/>
-          <w:sz w:val="20"/>
-        </w:rPr>
-        <w:t>Negative Marks: 0.25</w:t>
-      </w:r>
-    </w:p>
-    <w:p>
-      <w:pPr>
-        <w:spacing w:after="20" w:before="120"/>
-      </w:pPr>
-      <w:r>
-        <w:rPr>
-          <w:b/>
-          <w:sz w:val="22"/>
-        </w:rPr>
-        <w:t>Question: The best position for a patient with a suspected head injury is:</w:t>
-      </w:r>
-    </w:p>
-    <w:p>
-      <w:pPr>
-        <w:spacing w:after="0" w:before="0"/>
-      </w:pPr>
-      <w:r>
-        <w:rPr>
-          <w:b w:val="0"/>
-          <w:sz w:val="22"/>
-        </w:rPr>
-        <w:t>(a) Head elevated 30 degrees</w:t>
-      </w:r>
-    </w:p>
-    <w:p>
-      <w:pPr>
-        <w:spacing w:after="0" w:before="0"/>
-      </w:pPr>
-      <w:r>
-        <w:rPr>
-          <w:b w:val="0"/>
-          <w:sz w:val="22"/>
-        </w:rPr>
-        <w:t>(b) Trendelenburg</w:t>
-      </w:r>
-    </w:p>
-    <w:p>
-      <w:pPr>
-        <w:spacing w:after="0" w:before="0"/>
-      </w:pPr>
-      <w:r>
-        <w:rPr>
-          <w:b w:val="0"/>
-          <w:sz w:val="22"/>
-        </w:rPr>
-        <w:t>(c) Flat supine</w:t>
-      </w:r>
-    </w:p>
-    <w:p>
-      <w:pPr>
-        <w:spacing w:after="0" w:before="0"/>
-      </w:pPr>
-      <w:r>
-        <w:rPr>
-          <w:b w:val="0"/>
-          <w:sz w:val="22"/>
-        </w:rPr>
-        <w:t>(d) Prone</w:t>
-      </w:r>
-    </w:p>
-    <w:p>
-      <w:pPr>
-        <w:spacing w:after="0" w:before="40"/>
-      </w:pPr>
-      <w:r>
-        <w:rPr>
-          <w:b/>
-          <w:sz w:val="22"/>
-        </w:rPr>
-        <w:t>Answer: a</w:t>
-      </w:r>
-    </w:p>
-    <w:p>
-      <w:pPr>
-        <w:spacing w:after="0" w:before="0"/>
-      </w:pPr>
-      <w:r>
-        <w:rPr>
-          <w:b w:val="0"/>
-          <w:sz w:val="21"/>
-        </w:rPr>
-        <w:t>Solution: Elevating the head 30 degrees promotes venous drainage and reduces intracranial pressure.</w:t>
-      </w:r>
-    </w:p>
-    <w:p>
-      <w:pPr>
-        <w:spacing w:after="0" w:before="0"/>
-      </w:pPr>
-      <w:r>
-        <w:rPr>
-          <w:b w:val="0"/>
-          <w:sz w:val="20"/>
-        </w:rPr>
-        <w:t>Positive Marks: 1</w:t>
-      </w:r>
-    </w:p>
-    <w:p>
-      <w:pPr>
-        <w:spacing w:after="160" w:before="0"/>
-      </w:pPr>
-      <w:r>
-        <w:rPr>
-          <w:b w:val="0"/>
-          <w:sz w:val="20"/>
-        </w:rPr>
-        <w:t>Negative Marks: 0.25</w:t>
-      </w:r>
-    </w:p>
-    <w:p>
-      <w:pPr>
-        <w:spacing w:after="20" w:before="120"/>
-      </w:pPr>
-      <w:r>
-        <w:rPr>
-          <w:b/>
-          <w:sz w:val="22"/>
-        </w:rPr>
-        <w:t>Question: Where is the global headquarters of the World Health Organization (WHO) situated?</w:t>
-      </w:r>
-    </w:p>
-    <w:p>
-      <w:pPr>
-        <w:spacing w:after="0" w:before="0"/>
-      </w:pPr>
-      <w:r>
-        <w:rPr>
-          <w:b w:val="0"/>
-          <w:sz w:val="22"/>
-        </w:rPr>
-        <w:t>(a) Geneva, Switzerland</w:t>
-      </w:r>
-    </w:p>
-    <w:p>
-      <w:pPr>
-        <w:spacing w:after="0" w:before="0"/>
-      </w:pPr>
-      <w:r>
-        <w:rPr>
-          <w:b w:val="0"/>
-          <w:sz w:val="22"/>
-        </w:rPr>
-        <w:t>(b) Rome, Italy</w:t>
-      </w:r>
-    </w:p>
-    <w:p>
-      <w:pPr>
-        <w:spacing w:after="0" w:before="0"/>
-      </w:pPr>
-      <w:r>
-        <w:rPr>
-          <w:b w:val="0"/>
-          <w:sz w:val="22"/>
-        </w:rPr>
-        <w:t>(c) Washington D.C., USA</w:t>
-      </w:r>
-    </w:p>
-    <w:p>
-      <w:pPr>
-        <w:spacing w:after="0" w:before="0"/>
-      </w:pPr>
-      <w:r>
-        <w:rPr>
-          <w:b w:val="0"/>
-          <w:sz w:val="22"/>
-        </w:rPr>
-        <w:t>(d) Paris, France</w:t>
-      </w:r>
-    </w:p>
-    <w:p>
-      <w:pPr>
-        <w:spacing w:after="0" w:before="40"/>
-      </w:pPr>
-      <w:r>
-        <w:rPr>
-          <w:b/>
-          <w:sz w:val="22"/>
-        </w:rPr>
-        <w:t>Answer: a</w:t>
-      </w:r>
-    </w:p>
-    <w:p>
-      <w:pPr>
-        <w:spacing w:after="0" w:before="0"/>
-      </w:pPr>
-      <w:r>
-        <w:rPr>
-          <w:b w:val="0"/>
-          <w:sz w:val="21"/>
-        </w:rPr>
-        <w:t>Solution: The World Health Organization (WHO) was founded in 1948 and its global headquarters is located in Geneva, Switzerland.</w:t>
-      </w:r>
-    </w:p>
-    <w:p>
-      <w:pPr>
-        <w:spacing w:after="0" w:before="0"/>
-      </w:pPr>
-      <w:r>
-        <w:rPr>
-          <w:b w:val="0"/>
-          <w:sz w:val="20"/>
-        </w:rPr>
-        <w:t>Positive Marks: 1</w:t>
-      </w:r>
-    </w:p>
-    <w:p>
-      <w:pPr>
-        <w:spacing w:after="160" w:before="0"/>
-      </w:pPr>
-      <w:r>
-        <w:rPr>
-          <w:b w:val="0"/>
-          <w:sz w:val="20"/>
-        </w:rPr>
-        <w:t>Negative Marks: 0.25</w:t>
-      </w:r>
-    </w:p>
-    <w:p>
-      <w:pPr>
-        <w:spacing w:after="20" w:before="120"/>
-      </w:pPr>
-      <w:r>
-        <w:rPr>
-          <w:b/>
-          <w:sz w:val="22"/>
-        </w:rPr>
-        <w:t>Question: Patient is undergoing blood transfusion and suddenly patient shows complaints of transfusion reaction. What will be the priority nursing intervention?</w:t>
-      </w:r>
-    </w:p>
-    <w:p>
-      <w:pPr>
-        <w:spacing w:after="0" w:before="0"/>
-      </w:pPr>
-      <w:r>
-        <w:rPr>
-          <w:b w:val="0"/>
-          <w:sz w:val="22"/>
-        </w:rPr>
-        <w:t>(a) Stop the infusion</w:t>
-      </w:r>
-    </w:p>
-    <w:p>
-      <w:pPr>
-        <w:spacing w:after="0" w:before="0"/>
-      </w:pPr>
-      <w:r>
-        <w:rPr>
-          <w:b w:val="0"/>
-          <w:sz w:val="22"/>
-        </w:rPr>
-        <w:t>(b) Stop the infusion and remove cannula</w:t>
-      </w:r>
-    </w:p>
-    <w:p>
-      <w:pPr>
-        <w:spacing w:after="0" w:before="0"/>
-      </w:pPr>
-      <w:r>
-        <w:rPr>
-          <w:b w:val="0"/>
-          <w:sz w:val="22"/>
-        </w:rPr>
-        <w:t>(c) Complete the transfusion and discard the bag</w:t>
-      </w:r>
-    </w:p>
-    <w:p>
-      <w:pPr>
-        <w:spacing w:after="0" w:before="0"/>
-      </w:pPr>
-      <w:r>
-        <w:rPr>
-          <w:b w:val="0"/>
-          <w:sz w:val="22"/>
-        </w:rPr>
-        <w:t>(d) Complete the transfusion and administer injection avil</w:t>
-      </w:r>
-    </w:p>
-    <w:p>
-      <w:pPr>
-        <w:spacing w:after="0" w:before="40"/>
-      </w:pPr>
-      <w:r>
-        <w:rPr>
-          <w:b/>
-          <w:sz w:val="22"/>
-        </w:rPr>
-        <w:t>Answer: a</w:t>
-      </w:r>
-    </w:p>
-    <w:p>
-      <w:pPr>
-        <w:spacing w:after="0" w:before="0"/>
-      </w:pPr>
-      <w:r>
-        <w:rPr>
-          <w:b w:val="0"/>
-          <w:sz w:val="21"/>
-        </w:rPr>
-        <w:t>Solution: On suspecting a transfusion reaction, the FIRST action is to stop the transfusion immediately (keep the line with saline).</w:t>
-      </w:r>
-    </w:p>
-    <w:p>
-      <w:pPr>
-        <w:spacing w:after="0" w:before="0"/>
-      </w:pPr>
-      <w:r>
-        <w:rPr>
-          <w:b w:val="0"/>
-          <w:sz w:val="20"/>
-        </w:rPr>
-        <w:t>Positive Marks: 1</w:t>
-      </w:r>
-    </w:p>
-    <w:p>
-      <w:pPr>
-        <w:spacing w:after="160" w:before="0"/>
-      </w:pPr>
-      <w:r>
-        <w:rPr>
-          <w:b w:val="0"/>
-          <w:sz w:val="20"/>
-        </w:rPr>
-        <w:t>Negative Marks: 0.25</w:t>
-      </w:r>
-    </w:p>
-    <w:p>
-      <w:pPr>
-        <w:spacing w:after="20" w:before="120"/>
-      </w:pPr>
-      <w:r>
-        <w:rPr>
-          <w:b/>
-          <w:sz w:val="22"/>
-        </w:rPr>
-        <w:t>Question: Which hormone decreased level can cause irregular bleeding in the menstrual cycle of a female in physiological conditions?</w:t>
-      </w:r>
-    </w:p>
-    <w:p>
-      <w:pPr>
-        <w:spacing w:after="0" w:before="0"/>
-      </w:pPr>
-      <w:r>
-        <w:rPr>
-          <w:b w:val="0"/>
-          <w:sz w:val="22"/>
-        </w:rPr>
-        <w:t>(a) Progesterone</w:t>
-      </w:r>
-    </w:p>
-    <w:p>
-      <w:pPr>
-        <w:spacing w:after="0" w:before="0"/>
-      </w:pPr>
-      <w:r>
-        <w:rPr>
-          <w:b w:val="0"/>
-          <w:sz w:val="22"/>
-        </w:rPr>
-        <w:t>(b) FSH</w:t>
-      </w:r>
-    </w:p>
-    <w:p>
-      <w:pPr>
-        <w:spacing w:after="0" w:before="0"/>
-      </w:pPr>
-      <w:r>
-        <w:rPr>
-          <w:b w:val="0"/>
-          <w:sz w:val="22"/>
-        </w:rPr>
-        <w:t>(c) Thyroxin</w:t>
-      </w:r>
-    </w:p>
-    <w:p>
-      <w:pPr>
-        <w:spacing w:after="0" w:before="0"/>
-      </w:pPr>
-      <w:r>
-        <w:rPr>
-          <w:b w:val="0"/>
-          <w:sz w:val="22"/>
-        </w:rPr>
-        <w:t>(d) Estrogen</w:t>
-      </w:r>
-    </w:p>
-    <w:p>
-      <w:pPr>
-        <w:spacing w:after="0" w:before="40"/>
-      </w:pPr>
-      <w:r>
-        <w:rPr>
-          <w:b/>
-          <w:sz w:val="22"/>
-        </w:rPr>
-        <w:t>Answer: a</w:t>
-      </w:r>
-    </w:p>
-    <w:p>
-      <w:pPr>
-        <w:spacing w:after="0" w:before="0"/>
-      </w:pPr>
-      <w:r>
-        <w:rPr>
-          <w:b w:val="0"/>
-          <w:sz w:val="21"/>
-        </w:rPr>
-        <w:t>Solution: Progesterone maintains the endometrium; a fall in its level (anovulatory cycles) causes irregular uterine bleeding.</w:t>
-      </w:r>
-    </w:p>
-    <w:p>
-      <w:pPr>
-        <w:spacing w:after="0" w:before="0"/>
-      </w:pPr>
-      <w:r>
-        <w:rPr>
-          <w:b w:val="0"/>
-          <w:sz w:val="20"/>
-        </w:rPr>
-        <w:t>Positive Marks: 1</w:t>
-      </w:r>
-    </w:p>
-    <w:p>
-      <w:pPr>
-        <w:spacing w:after="160" w:before="0"/>
-      </w:pPr>
-      <w:r>
-        <w:rPr>
-          <w:b w:val="0"/>
-          <w:sz w:val="20"/>
-        </w:rPr>
-        <w:t>Negative Marks: 0.25</w:t>
-      </w:r>
-    </w:p>
-    <w:p>
-      <w:pPr>
-        <w:spacing w:after="20" w:before="120"/>
-      </w:pPr>
-      <w:r>
-        <w:rPr>
-          <w:b/>
-          <w:sz w:val="22"/>
-        </w:rPr>
-        <w:t>Question: Normal blood pressure of the adults?</w:t>
-      </w:r>
-    </w:p>
-    <w:p>
-      <w:pPr>
-        <w:spacing w:after="0" w:before="0"/>
-      </w:pPr>
-      <w:r>
-        <w:rPr>
-          <w:b w:val="0"/>
-          <w:sz w:val="22"/>
-        </w:rPr>
-        <w:t>(a) 120/160mm hg</w:t>
-      </w:r>
-    </w:p>
-    <w:p>
-      <w:pPr>
-        <w:spacing w:after="0" w:before="0"/>
-      </w:pPr>
-      <w:r>
-        <w:rPr>
-          <w:b w:val="0"/>
-          <w:sz w:val="22"/>
-        </w:rPr>
-        <w:t>(b) 140/90mm hg</w:t>
-      </w:r>
-    </w:p>
-    <w:p>
-      <w:pPr>
-        <w:spacing w:after="0" w:before="0"/>
-      </w:pPr>
-      <w:r>
-        <w:rPr>
-          <w:b w:val="0"/>
-          <w:sz w:val="22"/>
-        </w:rPr>
-        <w:t>(c) 100/70 mm hg</w:t>
-      </w:r>
-    </w:p>
-    <w:p>
-      <w:pPr>
-        <w:spacing w:after="0" w:before="0"/>
-      </w:pPr>
-      <w:r>
-        <w:rPr>
-          <w:b w:val="0"/>
-          <w:sz w:val="22"/>
-        </w:rPr>
-        <w:t>(d) 120/80 mm hg</w:t>
-      </w:r>
-    </w:p>
-    <w:p>
-      <w:pPr>
-        <w:spacing w:after="0" w:before="40"/>
-      </w:pPr>
-      <w:r>
-        <w:rPr>
-          <w:b/>
-          <w:sz w:val="22"/>
-        </w:rPr>
-        <w:t>Answer: d</w:t>
-      </w:r>
-    </w:p>
-    <w:p>
-      <w:pPr>
-        <w:spacing w:after="0" w:before="0"/>
-      </w:pPr>
-      <w:r>
-        <w:rPr>
-          <w:b w:val="0"/>
-          <w:sz w:val="21"/>
-        </w:rPr>
-        <w:t>Solution: Normal adult blood pressure is 120/80 mmHg.</w:t>
-      </w:r>
-    </w:p>
-    <w:p>
-      <w:pPr>
-        <w:spacing w:after="0" w:before="0"/>
-      </w:pPr>
-      <w:r>
-        <w:rPr>
-          <w:b w:val="0"/>
-          <w:sz w:val="20"/>
-        </w:rPr>
-        <w:t>Positive Marks: 1</w:t>
-      </w:r>
-    </w:p>
-    <w:p>
-      <w:pPr>
-        <w:spacing w:after="160" w:before="0"/>
-      </w:pPr>
-      <w:r>
-        <w:rPr>
-          <w:b w:val="0"/>
-          <w:sz w:val="20"/>
-        </w:rPr>
-        <w:t>Negative Marks: 0.25</w:t>
-      </w:r>
-    </w:p>
-    <w:p>
-      <w:pPr>
-        <w:spacing w:after="20" w:before="120"/>
-      </w:pPr>
-      <w:r>
-        <w:rPr>
-          <w:b/>
-          <w:sz w:val="22"/>
-        </w:rPr>
-        <w:t>Question: A postpartum client on day 3 suddenly develops severe chest pain and dyspnea. What is the priority action?</w:t>
-      </w:r>
-    </w:p>
-    <w:p>
-      <w:pPr>
-        <w:spacing w:after="0" w:before="0"/>
-      </w:pPr>
-      <w:r>
-        <w:rPr>
-          <w:b w:val="0"/>
-          <w:sz w:val="22"/>
-        </w:rPr>
-        <w:t>(a) Administer oxygen and notify the provider immediately</w:t>
-      </w:r>
-    </w:p>
-    <w:p>
-      <w:pPr>
-        <w:spacing w:after="0" w:before="0"/>
-      </w:pPr>
-      <w:r>
-        <w:rPr>
-          <w:b w:val="0"/>
-          <w:sz w:val="22"/>
-        </w:rPr>
-        <w:t>(b) Ambulate the client to improve circulation</w:t>
-      </w:r>
-    </w:p>
-    <w:p>
-      <w:pPr>
-        <w:spacing w:after="0" w:before="0"/>
-      </w:pPr>
-      <w:r>
-        <w:rPr>
-          <w:b w:val="0"/>
-          <w:sz w:val="22"/>
-        </w:rPr>
-        <w:t>(c) Assess the calves for deep vein thrombosis first</w:t>
-      </w:r>
-    </w:p>
-    <w:p>
-      <w:pPr>
-        <w:spacing w:after="0" w:before="0"/>
-      </w:pPr>
-      <w:r>
-        <w:rPr>
-          <w:b w:val="0"/>
-          <w:sz w:val="22"/>
-        </w:rPr>
-        <w:t>(d) Give the prescribed analgesic and reassess</w:t>
-      </w:r>
-    </w:p>
-    <w:p>
-      <w:pPr>
-        <w:spacing w:after="0" w:before="40"/>
-      </w:pPr>
-      <w:r>
-        <w:rPr>
-          <w:b/>
-          <w:sz w:val="22"/>
-        </w:rPr>
-        <w:t>Answer: a</w:t>
-      </w:r>
-    </w:p>
-    <w:p>
-      <w:pPr>
-        <w:spacing w:after="0" w:before="0"/>
-      </w:pPr>
-      <w:r>
-        <w:rPr>
-          <w:b w:val="0"/>
-          <w:sz w:val="21"/>
-        </w:rPr>
-        <w:t>Solution: Sudden chest pain and dyspnea postpartum suggest pulmonary embolism or amniotic fluid embolism; oxygen and immediate notification are life-saving priorities.</w:t>
-      </w:r>
-    </w:p>
-    <w:p>
-      <w:pPr>
-        <w:spacing w:after="0" w:before="0"/>
-      </w:pPr>
-      <w:r>
-        <w:rPr>
-          <w:b w:val="0"/>
-          <w:sz w:val="20"/>
-        </w:rPr>
-        <w:t>Positive Marks: 1</w:t>
-      </w:r>
-    </w:p>
-    <w:p>
-      <w:pPr>
-        <w:spacing w:after="160" w:before="0"/>
-      </w:pPr>
-      <w:r>
-        <w:rPr>
-          <w:b w:val="0"/>
-          <w:sz w:val="20"/>
-        </w:rPr>
-        <w:t>Negative Marks: 0.25</w:t>
-      </w:r>
-    </w:p>
-    <w:p>
-      <w:pPr>
-        <w:spacing w:after="20" w:before="120"/>
-      </w:pPr>
-      <w:r>
-        <w:rPr>
-          <w:b/>
-          <w:sz w:val="22"/>
-        </w:rPr>
-        <w:t>Question: In the emergency department, during CPR of a neonate, the on-duty nurse is unable to access a venous site. What is the priority next action?</w:t>
-      </w:r>
-    </w:p>
-    <w:p>
-      <w:pPr>
-        <w:spacing w:after="0" w:before="0"/>
-      </w:pPr>
-      <w:r>
-        <w:rPr>
-          <w:b w:val="0"/>
-          <w:sz w:val="22"/>
-        </w:rPr>
-        <w:t>(a) Direct injection into an artery</w:t>
-      </w:r>
-    </w:p>
-    <w:p>
-      <w:pPr>
-        <w:spacing w:after="0" w:before="0"/>
-      </w:pPr>
-      <w:r>
-        <w:rPr>
-          <w:b w:val="0"/>
-          <w:sz w:val="22"/>
-        </w:rPr>
-        <w:t>(b) Plan for a central line</w:t>
-      </w:r>
-    </w:p>
-    <w:p>
-      <w:pPr>
-        <w:spacing w:after="0" w:before="0"/>
-      </w:pPr>
-      <w:r>
-        <w:rPr>
-          <w:b w:val="0"/>
-          <w:sz w:val="22"/>
-        </w:rPr>
-        <w:t>(c) Cut down and inject directly</w:t>
-      </w:r>
-    </w:p>
-    <w:p>
-      <w:pPr>
-        <w:spacing w:after="0" w:before="0"/>
-      </w:pPr>
-      <w:r>
-        <w:rPr>
-          <w:b w:val="0"/>
-          <w:sz w:val="22"/>
-        </w:rPr>
-        <w:t>(d) Direct injection into the intraosseous space of the tibia</w:t>
-      </w:r>
-    </w:p>
-    <w:p>
-      <w:pPr>
-        <w:spacing w:after="0" w:before="40"/>
-      </w:pPr>
-      <w:r>
-        <w:rPr>
-          <w:b/>
-          <w:sz w:val="22"/>
-        </w:rPr>
-        <w:t>Answer: d</w:t>
-      </w:r>
-    </w:p>
-    <w:p>
-      <w:pPr>
-        <w:spacing w:after="0" w:before="0"/>
-      </w:pPr>
-      <w:r>
-        <w:rPr>
-          <w:b w:val="0"/>
-          <w:sz w:val="21"/>
-        </w:rPr>
-        <w:t>Solution: If venous access cannot be established within 90 seconds (3 attempts) during neonatal resuscitation, intraosseous (IO) access is the preferred alternative route for drugs and fluids.</w:t>
-      </w:r>
-    </w:p>
-    <w:p>
-      <w:pPr>
-        <w:spacing w:after="0" w:before="0"/>
-      </w:pPr>
-      <w:r>
-        <w:rPr>
-          <w:b w:val="0"/>
-          <w:sz w:val="20"/>
-        </w:rPr>
-        <w:t>Positive Marks: 1</w:t>
-      </w:r>
-    </w:p>
-    <w:p>
-      <w:pPr>
-        <w:spacing w:after="160" w:before="0"/>
-      </w:pPr>
-      <w:r>
-        <w:rPr>
-          <w:b w:val="0"/>
-          <w:sz w:val="20"/>
-        </w:rPr>
-        <w:t>Negative Marks: 0.25</w:t>
-      </w:r>
-    </w:p>
-    <w:p>
-      <w:pPr>
-        <w:spacing w:after="20" w:before="120"/>
-      </w:pPr>
-      <w:r>
-        <w:rPr>
-          <w:b/>
-          <w:sz w:val="22"/>
-        </w:rPr>
-        <w:t>Question: Following thoracentesis (pleural fluid aspiration), in which position should the nurse place the patient?</w:t>
-      </w:r>
-    </w:p>
-    <w:p>
-      <w:pPr>
-        <w:spacing w:after="0" w:before="0"/>
-      </w:pPr>
-      <w:r>
-        <w:rPr>
-          <w:b w:val="0"/>
-          <w:sz w:val="22"/>
-        </w:rPr>
-        <w:t>(a) Prone position</w:t>
-      </w:r>
-    </w:p>
-    <w:p>
-      <w:pPr>
-        <w:spacing w:after="0" w:before="0"/>
-      </w:pPr>
-      <w:r>
-        <w:rPr>
-          <w:b w:val="0"/>
-          <w:sz w:val="22"/>
-        </w:rPr>
-        <w:t>(b) Side-lying on the affected side</w:t>
-      </w:r>
-    </w:p>
-    <w:p>
-      <w:pPr>
-        <w:spacing w:after="0" w:before="0"/>
-      </w:pPr>
-      <w:r>
-        <w:rPr>
-          <w:b w:val="0"/>
-          <w:sz w:val="22"/>
-        </w:rPr>
-        <w:t>(c) Trendelenburg position</w:t>
-      </w:r>
-    </w:p>
-    <w:p>
-      <w:pPr>
-        <w:spacing w:after="0" w:before="0"/>
-      </w:pPr>
-      <w:r>
-        <w:rPr>
-          <w:b w:val="0"/>
-          <w:sz w:val="22"/>
-        </w:rPr>
-        <w:t>(d) Side-lying on the unaffected side with puncture site up</w:t>
-      </w:r>
-    </w:p>
-    <w:p>
-      <w:pPr>
-        <w:spacing w:after="0" w:before="40"/>
-      </w:pPr>
-      <w:r>
-        <w:rPr>
-          <w:b/>
-          <w:sz w:val="22"/>
-        </w:rPr>
-        <w:t>Answer: d</w:t>
-      </w:r>
-    </w:p>
-    <w:p>
-      <w:pPr>
-        <w:spacing w:after="0" w:before="0"/>
-      </w:pPr>
-      <w:r>
-        <w:rPr>
-          <w:b w:val="0"/>
-          <w:sz w:val="21"/>
-        </w:rPr>
-        <w:t>Solution: Positioning on the unaffected side with puncture site elevated for 1 hour promotes lung expansion and reduces leakage from the puncture site.</w:t>
-      </w:r>
-    </w:p>
-    <w:p>
-      <w:pPr>
-        <w:spacing w:after="0" w:before="0"/>
-      </w:pPr>
-      <w:r>
-        <w:rPr>
-          <w:b w:val="0"/>
-          <w:sz w:val="20"/>
-        </w:rPr>
-        <w:t>Positive Marks: 1</w:t>
-      </w:r>
-    </w:p>
-    <w:p>
-      <w:pPr>
-        <w:spacing w:after="160" w:before="0"/>
-      </w:pPr>
-      <w:r>
-        <w:rPr>
-          <w:b w:val="0"/>
-          <w:sz w:val="20"/>
-        </w:rPr>
-        <w:t>Negative Marks: 0.25</w:t>
-      </w:r>
-    </w:p>
-    <w:p>
-      <w:pPr>
-        <w:spacing w:after="20" w:before="120"/>
-      </w:pPr>
-      <w:r>
-        <w:rPr>
-          <w:b/>
-          <w:sz w:val="22"/>
-        </w:rPr>
-        <w:t>Question: The nurse notes that a client's abdominal wound has dehisced and bowel is protruding. What should the nurse do FIRST?</w:t>
-      </w:r>
-    </w:p>
-    <w:p>
-      <w:pPr>
-        <w:spacing w:after="0" w:before="0"/>
-      </w:pPr>
-      <w:r>
-        <w:rPr>
-          <w:b w:val="0"/>
-          <w:sz w:val="22"/>
-        </w:rPr>
-        <w:t>(a) Apply a dry sterile dressing</w:t>
-      </w:r>
-    </w:p>
-    <w:p>
-      <w:pPr>
-        <w:spacing w:after="0" w:before="0"/>
-      </w:pPr>
-      <w:r>
-        <w:rPr>
-          <w:b w:val="0"/>
-          <w:sz w:val="22"/>
-        </w:rPr>
-        <w:t>(b) Gently push the bowel back into the abdomen</w:t>
-      </w:r>
-    </w:p>
-    <w:p>
-      <w:pPr>
-        <w:spacing w:after="0" w:before="0"/>
-      </w:pPr>
-      <w:r>
-        <w:rPr>
-          <w:b w:val="0"/>
-          <w:sz w:val="22"/>
-        </w:rPr>
-        <w:t>(c) Cover the wound with sterile saline-soaked dressings</w:t>
-      </w:r>
-    </w:p>
-    <w:p>
-      <w:pPr>
-        <w:spacing w:after="0" w:before="0"/>
-      </w:pPr>
-      <w:r>
-        <w:rPr>
-          <w:b w:val="0"/>
-          <w:sz w:val="22"/>
-        </w:rPr>
-        <w:t>(d) Place the client flat and wait for the surgeon</w:t>
-      </w:r>
-    </w:p>
-    <w:p>
-      <w:pPr>
-        <w:spacing w:after="0" w:before="40"/>
-      </w:pPr>
-      <w:r>
-        <w:rPr>
-          <w:b/>
-          <w:sz w:val="22"/>
-        </w:rPr>
-        <w:t>Answer: c</w:t>
-      </w:r>
-    </w:p>
-    <w:p>
-      <w:pPr>
-        <w:spacing w:after="0" w:before="0"/>
-      </w:pPr>
-      <w:r>
-        <w:rPr>
-          <w:b w:val="0"/>
-          <w:sz w:val="21"/>
-        </w:rPr>
-        <w:t>Solution: Eviscerated bowel must be kept moist with sterile saline-soaked gauze to prevent drying and necrosis; it is never pushed back, and the surgeon is notified immediately.</w:t>
-      </w:r>
-    </w:p>
-    <w:p>
-      <w:pPr>
-        <w:spacing w:after="0" w:before="0"/>
-      </w:pPr>
-      <w:r>
-        <w:rPr>
-          <w:b w:val="0"/>
-          <w:sz w:val="20"/>
-        </w:rPr>
-        <w:t>Positive Marks: 1</w:t>
-      </w:r>
-    </w:p>
-    <w:p>
-      <w:pPr>
-        <w:spacing w:after="160" w:before="0"/>
-      </w:pPr>
-      <w:r>
-        <w:rPr>
-          <w:b w:val="0"/>
-          <w:sz w:val="20"/>
-        </w:rPr>
-        <w:t>Negative Marks: 0.25</w:t>
-      </w:r>
-    </w:p>
-    <w:p>
-      <w:pPr>
-        <w:spacing w:after="20" w:before="120"/>
-      </w:pPr>
-      <w:r>
-        <w:rPr>
-          <w:b/>
-          <w:sz w:val="22"/>
-        </w:rPr>
-        <w:t>Question: In Addison's disease, the nurse should observe the patient for:</w:t>
-      </w:r>
-    </w:p>
-    <w:p>
-      <w:pPr>
-        <w:spacing w:after="0" w:before="0"/>
-      </w:pPr>
-      <w:r>
-        <w:rPr>
-          <w:b w:val="0"/>
-          <w:sz w:val="22"/>
-        </w:rPr>
-        <w:t>(a) Hypotension and hyperpigmentation</w:t>
-      </w:r>
-    </w:p>
-    <w:p>
-      <w:pPr>
-        <w:spacing w:after="0" w:before="0"/>
-      </w:pPr>
-      <w:r>
-        <w:rPr>
-          <w:b w:val="0"/>
-          <w:sz w:val="22"/>
-        </w:rPr>
-        <w:t>(b) Hyperthermia and polyuria</w:t>
-      </w:r>
-    </w:p>
-    <w:p>
-      <w:pPr>
-        <w:spacing w:after="0" w:before="0"/>
-      </w:pPr>
-      <w:r>
-        <w:rPr>
-          <w:b w:val="0"/>
-          <w:sz w:val="22"/>
-        </w:rPr>
-        <w:t>(c) Weight gain and moon face</w:t>
-      </w:r>
-    </w:p>
-    <w:p>
-      <w:pPr>
-        <w:spacing w:after="0" w:before="0"/>
-      </w:pPr>
-      <w:r>
-        <w:rPr>
-          <w:b w:val="0"/>
-          <w:sz w:val="22"/>
-        </w:rPr>
-        <w:t>(d) Hypertension and oedema</w:t>
-      </w:r>
-    </w:p>
-    <w:p>
-      <w:pPr>
-        <w:spacing w:after="0" w:before="40"/>
-      </w:pPr>
-      <w:r>
-        <w:rPr>
-          <w:b/>
-          <w:sz w:val="22"/>
-        </w:rPr>
-        <w:t>Answer: a</w:t>
-      </w:r>
-    </w:p>
-    <w:p>
-      <w:pPr>
-        <w:spacing w:after="0" w:before="0"/>
-      </w:pPr>
-      <w:r>
-        <w:rPr>
-          <w:b w:val="0"/>
-          <w:sz w:val="21"/>
-        </w:rPr>
-        <w:t>Solution: Addison's disease causes hypotension, fatigue, hyperpigmentation and hyponatremia.</w:t>
-      </w:r>
-    </w:p>
-    <w:p>
-      <w:pPr>
-        <w:spacing w:after="0" w:before="0"/>
-      </w:pPr>
-      <w:r>
-        <w:rPr>
-          <w:b w:val="0"/>
-          <w:sz w:val="20"/>
-        </w:rPr>
-        <w:t>Positive Marks: 1</w:t>
-      </w:r>
-    </w:p>
-    <w:p>
-      <w:pPr>
-        <w:spacing w:after="160" w:before="0"/>
-      </w:pPr>
-      <w:r>
-        <w:rPr>
-          <w:b w:val="0"/>
-          <w:sz w:val="20"/>
-        </w:rPr>
-        <w:t>Negative Marks: 0.25</w:t>
-      </w:r>
-    </w:p>
-    <w:p>
-      <w:pPr>
-        <w:spacing w:after="20" w:before="120"/>
-      </w:pPr>
-      <w:r>
-        <w:rPr>
-          <w:b/>
-          <w:sz w:val="22"/>
-        </w:rPr>
-        <w:t>Question: What is the immediate priority first aid management for chemical splash/foreign substance in the eye?</w:t>
-      </w:r>
-    </w:p>
-    <w:p>
-      <w:pPr>
-        <w:spacing w:after="0" w:before="0"/>
-      </w:pPr>
-      <w:r>
-        <w:rPr>
-          <w:b w:val="0"/>
-          <w:sz w:val="22"/>
-        </w:rPr>
-        <w:t>(a) Attempt manual removal</w:t>
-      </w:r>
-    </w:p>
-    <w:p>
-      <w:pPr>
-        <w:spacing w:after="0" w:before="0"/>
-      </w:pPr>
-      <w:r>
-        <w:rPr>
-          <w:b w:val="0"/>
-          <w:sz w:val="22"/>
-        </w:rPr>
-        <w:t>(b) Copious eye irrigation with clean water or Normal Saline for 15-20 mins</w:t>
-      </w:r>
-    </w:p>
-    <w:p>
-      <w:pPr>
-        <w:spacing w:after="0" w:before="0"/>
-      </w:pPr>
-      <w:r>
-        <w:rPr>
-          <w:b w:val="0"/>
-          <w:sz w:val="22"/>
-        </w:rPr>
-        <w:t>(c) Cover with tight pressure patch</w:t>
-      </w:r>
-    </w:p>
-    <w:p>
-      <w:pPr>
-        <w:spacing w:after="0" w:before="0"/>
-      </w:pPr>
-      <w:r>
-        <w:rPr>
-          <w:b w:val="0"/>
-          <w:sz w:val="22"/>
-        </w:rPr>
-        <w:t>(d) Administer oral analgesics</w:t>
-      </w:r>
-    </w:p>
-    <w:p>
-      <w:pPr>
-        <w:spacing w:after="0" w:before="40"/>
-      </w:pPr>
-      <w:r>
-        <w:rPr>
-          <w:b/>
-          <w:sz w:val="22"/>
-        </w:rPr>
-        <w:t>Answer: b</w:t>
-      </w:r>
-    </w:p>
-    <w:p>
-      <w:pPr>
-        <w:spacing w:after="0" w:before="0"/>
-      </w:pPr>
-      <w:r>
-        <w:rPr>
-          <w:b w:val="0"/>
-          <w:sz w:val="21"/>
-        </w:rPr>
-        <w:t>Solution: Immediate, continuous flushing with clean water or sterile normal saline for at least 15–20 minutes is essential to dilute and remove chemical irritants.</w:t>
-      </w:r>
-    </w:p>
-    <w:p>
-      <w:pPr>
-        <w:spacing w:after="0" w:before="0"/>
-      </w:pPr>
-      <w:r>
-        <w:rPr>
-          <w:b w:val="0"/>
-          <w:sz w:val="20"/>
-        </w:rPr>
-        <w:t>Positive Marks: 1</w:t>
-      </w:r>
-    </w:p>
-    <w:p>
-      <w:pPr>
-        <w:spacing w:after="160" w:before="0"/>
-      </w:pPr>
-      <w:r>
-        <w:rPr>
-          <w:b w:val="0"/>
-          <w:sz w:val="20"/>
-        </w:rPr>
-        <w:t>Negative Marks: 0.25</w:t>
+      <w:r>
+        <w:t xml:space="preserve">Question: The normal serum total protein range is:</w:t>
+      </w:r>
+    </w:p>
+    <w:p>
+      <w:r>
+        <w:t xml:space="preserve">(a) 6–8 g/dL</w:t>
+      </w:r>
+    </w:p>
+    <w:p>
+      <w:r>
+        <w:t xml:space="preserve">(b) 2–3 g/dL</w:t>
+      </w:r>
+    </w:p>
+    <w:p>
+      <w:r>
+        <w:t xml:space="preserve">(c) 10–12 g/dL</w:t>
+      </w:r>
+    </w:p>
+    <w:p>
+      <w:r>
+        <w:t xml:space="preserve">(d) 15–18 g/dL</w:t>
+      </w:r>
+    </w:p>
+    <w:p>
+      <w:r>
+        <w:t xml:space="preserve">Answer: a</w:t>
+      </w:r>
+    </w:p>
+    <w:p>
+      <w:r>
+        <w:t xml:space="preserve">Solution: ✅ Correct Answer: (a)</w:t>
+      </w:r>
+    </w:p>
+    <w:p>
+      <w:r>
+        <w:t xml:space="preserve">🧠 Clinical Rationale: Normal total protein is 6–8 g/dL (albumin 3.5–5 + globulin 2–3.5). Low levels occur in malnutrition, liver disease, and nephrotic syndrome; high levels in dehydration and multiple myeloma.</w:t>
+      </w:r>
+    </w:p>
+    <w:p>
+      <w:r>
+        <w:t xml:space="preserve">🔍 Key Clues: "Normal total protein" → 6–8 g/dL (albumin + globulin).</w:t>
+      </w:r>
+    </w:p>
+    <w:p>
+      <w:r>
+        <w:t xml:space="preserve">❌ Why Not Other Options?</w:t>
+      </w:r>
+    </w:p>
+    <w:p>
+      <w:r>
+        <w:t xml:space="preserve">(b) — 2–3 is severely low (hypoproteinemia).</w:t>
+      </w:r>
+    </w:p>
+    <w:p>
+      <w:r>
+        <w:t xml:space="preserve">(c), (d) — 10–12 and 15–18 are abnormally high.</w:t>
+      </w:r>
+    </w:p>
+    <w:p>
+      <w:r>
+        <w:t xml:space="preserve">⚠️ Exam Trap: Total protein = albumin + globulin; albumin is the bigger fraction.</w:t>
+      </w:r>
+    </w:p>
+    <w:p>
+      <w:r>
+        <w:t xml:space="preserve">💎 PNC Pearl: Total protein 6–8 = the sum of albumin and globulin.</w:t>
+      </w:r>
+    </w:p>
+    <w:p>
+      <w:r>
+        <w:t xml:space="preserve">Positive Marks: 1</w:t>
+      </w:r>
+    </w:p>
+    <w:p>
+      <w:r>
+        <w:t xml:space="preserve">Negative Marks: 0.25</w:t>
+      </w:r>
+    </w:p>
+    <w:p>
+      <w:r>
+        <w:t xml:space="preserve"/>
+      </w:r>
+    </w:p>
+    <w:p>
+      <w:r>
+        <w:t xml:space="preserve">Question: The nurse is caring for a patient with a colostomy. Which action is correct for pouch care?</w:t>
+      </w:r>
+    </w:p>
+    <w:p>
+      <w:r>
+        <w:t xml:space="preserve">(a) Empty the pouch when one-third to half full</w:t>
+      </w:r>
+    </w:p>
+    <w:p>
+      <w:r>
+        <w:t xml:space="preserve">(b) Wait until the pouch is overflowing</w:t>
+      </w:r>
+    </w:p>
+    <w:p>
+      <w:r>
+        <w:t xml:space="preserve">(c) Use a hard brush on the stoma</w:t>
+      </w:r>
+    </w:p>
+    <w:p>
+      <w:r>
+        <w:t xml:space="preserve">(d) Leave the pouch on for a week</w:t>
+      </w:r>
+    </w:p>
+    <w:p>
+      <w:r>
+        <w:t xml:space="preserve">Answer: a</w:t>
+      </w:r>
+    </w:p>
+    <w:p>
+      <w:r>
+        <w:t xml:space="preserve">Solution: ✅ Correct Answer: (a)</w:t>
+      </w:r>
+    </w:p>
+    <w:p>
+      <w:r>
+        <w:t xml:space="preserve">🧠 Clinical Rationale: The pouch is emptied when one-third to half full — preventing leakage, odor, and skin irritation. The stoma is cleaned gently with warm water; harsh scrubbing damages the skin.</w:t>
+      </w:r>
+    </w:p>
+    <w:p>
+      <w:r>
+        <w:t xml:space="preserve">🔍 Key Clues: "Colostomy pouch care" → empty at ⅓–½ full.</w:t>
+      </w:r>
+    </w:p>
+    <w:p>
+      <w:r>
+        <w:t xml:space="preserve">❌ Why Not Other Options?</w:t>
+      </w:r>
+    </w:p>
+    <w:p>
+      <w:r>
+        <w:t xml:space="preserve">(b) — Overflowing causes leakage and peristomal skin breakdown.</w:t>
+      </w:r>
+    </w:p>
+    <w:p>
+      <w:r>
+        <w:t xml:space="preserve">(c) — Harsh scrubbing injures the stoma and skin.</w:t>
+      </w:r>
+    </w:p>
+    <w:p>
+      <w:r>
+        <w:t xml:space="preserve">(d) — Wear time depends on the pouch type; a week is too long and risks leakage.</w:t>
+      </w:r>
+    </w:p>
+    <w:p>
+      <w:r>
+        <w:t xml:space="preserve">⚠️ Exam Trap: The stoma has no nerve endings (painless) but bleeds easily — handle gently.</w:t>
+      </w:r>
+    </w:p>
+    <w:p>
+      <w:r>
+        <w:t xml:space="preserve">💎 PNC Pearl: Empty the pouch at ⅓–½ full — happy skin, no leaks.</w:t>
+      </w:r>
+    </w:p>
+    <w:p>
+      <w:r>
+        <w:t xml:space="preserve">Positive Marks: 1</w:t>
+      </w:r>
+    </w:p>
+    <w:p>
+      <w:r>
+        <w:t xml:space="preserve">Negative Marks: 0.25</w:t>
+      </w:r>
+    </w:p>
+    <w:p>
+      <w:r>
+        <w:t xml:space="preserve"/>
+      </w:r>
+    </w:p>
+    <w:p>
+      <w:r>
+        <w:t xml:space="preserve">Question: A patient with hyperthyroidism is prescribed propranolol. The nurse should explain that propranolol is used to:</w:t>
+      </w:r>
+    </w:p>
+    <w:p>
+      <w:r>
+        <w:t xml:space="preserve">(a) Control the symptoms of hyperthyroidism (tachycardia, tremors)</w:t>
+      </w:r>
+    </w:p>
+    <w:p>
+      <w:r>
+        <w:t xml:space="preserve">(b) Cure hyperthyroidism permanently</w:t>
+      </w:r>
+    </w:p>
+    <w:p>
+      <w:r>
+        <w:t xml:space="preserve">(c) Increase thyroid hormone</w:t>
+      </w:r>
+    </w:p>
+    <w:p>
+      <w:r>
+        <w:t xml:space="preserve">(d) Replace thyroidectomy</w:t>
+      </w:r>
+    </w:p>
+    <w:p>
+      <w:r>
+        <w:t xml:space="preserve">Answer: a</w:t>
+      </w:r>
+    </w:p>
+    <w:p>
+      <w:r>
+        <w:t xml:space="preserve">Solution: ✅ Correct Answer: (a)</w:t>
+      </w:r>
+    </w:p>
+    <w:p>
+      <w:r>
+        <w:t xml:space="preserve">🧠 Clinical Rationale: Propranolol (beta-blocker) controls the adrenergic symptoms of hyperthyroidism — tachycardia, tremors, and anxiety — while antithyroid drugs reduce hormone production. It is symptomatic, not curative.</w:t>
+      </w:r>
+    </w:p>
+    <w:p>
+      <w:r>
+        <w:t xml:space="preserve">🔍 Key Clues: "Propranolol" in hyperthyroidism → symptom control only.</w:t>
+      </w:r>
+    </w:p>
+    <w:p>
+      <w:r>
+        <w:t xml:space="preserve">❌ Why Not Other Options?</w:t>
+      </w:r>
+    </w:p>
+    <w:p>
+      <w:r>
+        <w:t xml:space="preserve">(b) — It does not cure the disease; antithyroid drugs/RAI/surgery do.</w:t>
+      </w:r>
+    </w:p>
+    <w:p>
+      <w:r>
+        <w:t xml:space="preserve">(c) — It does not increase thyroid hormone.</w:t>
+      </w:r>
+    </w:p>
+    <w:p>
+      <w:r>
+        <w:t xml:space="preserve">(d) — It does not replace definitive treatments.</w:t>
+      </w:r>
+    </w:p>
+    <w:p>
+      <w:r>
+        <w:t xml:space="preserve">⚠️ Exam Trap: Beta-blockers = bridge the symptoms; antithyroid drugs = treat the cause.</w:t>
+      </w:r>
+    </w:p>
+    <w:p>
+      <w:r>
+        <w:t xml:space="preserve">💎 PNC Pearl: Propranolol calms the racing heart, not the thyroid.</w:t>
+      </w:r>
+    </w:p>
+    <w:p>
+      <w:r>
+        <w:t xml:space="preserve">Positive Marks: 1</w:t>
+      </w:r>
+    </w:p>
+    <w:p>
+      <w:r>
+        <w:t xml:space="preserve">Negative Marks: 0.25</w:t>
+      </w:r>
+    </w:p>
+    <w:p>
+      <w:r>
+        <w:t xml:space="preserve"/>
+      </w:r>
+    </w:p>
+    <w:p>
+      <w:r>
+        <w:t xml:space="preserve">Question: A patient at 36 weeks of gestation is being assessed for fetal movement. The nurse should teach the patient to:</w:t>
+      </w:r>
+    </w:p>
+    <w:p>
+      <w:r>
+        <w:t xml:space="preserve">(a) Count fetal movements daily and report fewer than 10 in 12 hours</w:t>
+      </w:r>
+    </w:p>
+    <w:p>
+      <w:r>
+        <w:t xml:space="preserve">(b) Ignore fetal movements</w:t>
+      </w:r>
+    </w:p>
+    <w:p>
+      <w:r>
+        <w:t xml:space="preserve">(c) Count movements weekly</w:t>
+      </w:r>
+    </w:p>
+    <w:p>
+      <w:r>
+        <w:t xml:space="preserve">(d) Report only vigorous movements</w:t>
+      </w:r>
+    </w:p>
+    <w:p>
+      <w:r>
+        <w:t xml:space="preserve">Answer: a</w:t>
+      </w:r>
+    </w:p>
+    <w:p>
+      <w:r>
+        <w:t xml:space="preserve">Solution: ✅ Correct Answer: (a)</w:t>
+      </w:r>
+    </w:p>
+    <w:p>
+      <w:r>
+        <w:t xml:space="preserve">🧠 Clinical Rationale: Fetal movement counting — the mother counts movements daily; fewer than 10 in 12 hours or a significant decrease warrants evaluation. Reduced movements may indicate fetal compromise.</w:t>
+      </w:r>
+    </w:p>
+    <w:p>
+      <w:r>
+        <w:t xml:space="preserve">🔍 Key Clues: "Fetal movement" + "36 weeks" → daily counts; &lt;10 in 12 hrs = report.</w:t>
+      </w:r>
+    </w:p>
+    <w:p>
+      <w:r>
+        <w:t xml:space="preserve">❌ Why Not Other Options?</w:t>
+      </w:r>
+    </w:p>
+    <w:p>
+      <w:r>
+        <w:t xml:space="preserve">(b) — Ignoring movements misses the earliest sign of fetal compromise.</w:t>
+      </w:r>
+    </w:p>
+    <w:p>
+      <w:r>
+        <w:t xml:space="preserve">(c) — Weekly counting is too infrequent.</w:t>
+      </w:r>
+    </w:p>
+    <w:p>
+      <w:r>
+        <w:t xml:space="preserve">(d) — All movements, not just vigorous ones, are counted.</w:t>
+      </w:r>
+    </w:p>
+    <w:p>
+      <w:r>
+        <w:t xml:space="preserve">⚠️ Exam Trap: Decreased fetal movement is often the FIRST sign of fetal distress.</w:t>
+      </w:r>
+    </w:p>
+    <w:p>
+      <w:r>
+        <w:t xml:space="preserve">💎 PNC Pearl: Kick count &lt;10 in 12 hours = call the doctor.</w:t>
+      </w:r>
+    </w:p>
+    <w:p>
+      <w:r>
+        <w:t xml:space="preserve">Positive Marks: 1</w:t>
+      </w:r>
+    </w:p>
+    <w:p>
+      <w:r>
+        <w:t xml:space="preserve">Negative Marks: 0.25</w:t>
+      </w:r>
+    </w:p>
+    <w:p>
+      <w:r>
+        <w:t xml:space="preserve"/>
+      </w:r>
+    </w:p>
+    <w:p>
+      <w:r>
+        <w:t xml:space="preserve">Question: A 5-year-old child with acute rheumatic fever is on bed rest. The nurse should:</w:t>
+      </w:r>
+    </w:p>
+    <w:p>
+      <w:r>
+        <w:t xml:space="preserve">(a) Maintain bed rest during the acute phase and gradually resume activity</w:t>
+      </w:r>
+    </w:p>
+    <w:p>
+      <w:r>
+        <w:t xml:space="preserve">(b) Encourage vigorous play</w:t>
+      </w:r>
+    </w:p>
+    <w:p>
+      <w:r>
+        <w:t xml:space="preserve">(c) Send the child to school</w:t>
+      </w:r>
+    </w:p>
+    <w:p>
+      <w:r>
+        <w:t xml:space="preserve">(d) Skip all rest</w:t>
+      </w:r>
+    </w:p>
+    <w:p>
+      <w:r>
+        <w:t xml:space="preserve">Answer: a</w:t>
+      </w:r>
+    </w:p>
+    <w:p>
+      <w:r>
+        <w:t xml:space="preserve">Solution: ✅ Correct Answer: (a)</w:t>
+      </w:r>
+    </w:p>
+    <w:p>
+      <w:r>
+        <w:t xml:space="preserve">🧠 Clinical Rationale: Acute rheumatic fever — especially with carditis — requires bed rest to reduce cardiac workload, followed by gradual activity resumption. Penicillin prophylaxis prevents recurrence and rheumatic heart disease.</w:t>
+      </w:r>
+    </w:p>
+    <w:p>
+      <w:r>
+        <w:t xml:space="preserve">🔍 Key Clues: "Acute rheumatic fever" + "bed rest" → rest the heart during the acute phase.</w:t>
+      </w:r>
+    </w:p>
+    <w:p>
+      <w:r>
+        <w:t xml:space="preserve">❌ Why Not Other Options?</w:t>
+      </w:r>
+    </w:p>
+    <w:p>
+      <w:r>
+        <w:t xml:space="preserve">(b) — Vigorous play stresses an inflamed heart.</w:t>
+      </w:r>
+    </w:p>
+    <w:p>
+      <w:r>
+        <w:t xml:space="preserve">(c) — School activity is too much during the acute phase.</w:t>
+      </w:r>
+    </w:p>
+    <w:p>
+      <w:r>
+        <w:t xml:space="preserve">(d) — Rest is essential during carditis.</w:t>
+      </w:r>
+    </w:p>
+    <w:p>
+      <w:r>
+        <w:t xml:space="preserve">⚠️ Exam Trap: Rheumatic fever → rheumatic heart disease (valve damage) if not rested and treated.</w:t>
+      </w:r>
+    </w:p>
+    <w:p>
+      <w:r>
+        <w:t xml:space="preserve">💎 PNC Pearl: Rheumatic fever = rest the heart + penicillin for life.</w:t>
+      </w:r>
+    </w:p>
+    <w:p>
+      <w:r>
+        <w:t xml:space="preserve">Positive Marks: 1</w:t>
+      </w:r>
+    </w:p>
+    <w:p>
+      <w:r>
+        <w:t xml:space="preserve">Negative Marks: 0.25</w:t>
+      </w:r>
+    </w:p>
+    <w:p>
+      <w:r>
+        <w:t xml:space="preserve"/>
+      </w:r>
+    </w:p>
+    <w:p>
+      <w:r>
+        <w:t xml:space="preserve">Question: A patient with schizophrenia is experiencing social withdrawal. Which intervention is most therapeutic?</w:t>
+      </w:r>
+    </w:p>
+    <w:p>
+      <w:r>
+        <w:t xml:space="preserve">(a) Structured group activities with gradual engagement</w:t>
+      </w:r>
+    </w:p>
+    <w:p>
+      <w:r>
+        <w:t xml:space="preserve">(b) Forced socialization</w:t>
+      </w:r>
+    </w:p>
+    <w:p>
+      <w:r>
+        <w:t xml:space="preserve">(c) Isolation</w:t>
+      </w:r>
+    </w:p>
+    <w:p>
+      <w:r>
+        <w:t xml:space="preserve">(d) Ignoring the patient</w:t>
+      </w:r>
+    </w:p>
+    <w:p>
+      <w:r>
+        <w:t xml:space="preserve">Answer: a</w:t>
+      </w:r>
+    </w:p>
+    <w:p>
+      <w:r>
+        <w:t xml:space="preserve">Solution: ✅ Correct Answer: (a)</w:t>
+      </w:r>
+    </w:p>
+    <w:p>
+      <w:r>
+        <w:t xml:space="preserve">🧠 Clinical Rationale: Negative symptoms (social withdrawal) respond to structured, graded activities and social skills training — gradual engagement with positive reinforcement. Forcing or isolating worsens the withdrawal.</w:t>
+      </w:r>
+    </w:p>
+    <w:p>
+      <w:r>
+        <w:t xml:space="preserve">🔍 Key Clues: "Social withdrawal" in schizophrenia → gradual, structured engagement.</w:t>
+      </w:r>
+    </w:p>
+    <w:p>
+      <w:r>
+        <w:t xml:space="preserve">❌ Why Not Other Options?</w:t>
+      </w:r>
+    </w:p>
+    <w:p>
+      <w:r>
+        <w:t xml:space="preserve">(b) — Forcing socialization increases anxiety and resistance.</w:t>
+      </w:r>
+    </w:p>
+    <w:p>
+      <w:r>
+        <w:t xml:space="preserve">(c) — Isolation deepens withdrawal.</w:t>
+      </w:r>
+    </w:p>
+    <w:p>
+      <w:r>
+        <w:t xml:space="preserve">(d) — Ignoring the patient abandons them.</w:t>
+      </w:r>
+    </w:p>
+    <w:p>
+      <w:r>
+        <w:t xml:space="preserve">⚠️ Exam Trap: Negative symptoms respond slowly — use graded, consistent approaches.</w:t>
+      </w:r>
+    </w:p>
+    <w:p>
+      <w:r>
+        <w:t xml:space="preserve">💎 PNC Pearl: Withdrawal meets structure: small steps, positive reinforcement.</w:t>
+      </w:r>
+    </w:p>
+    <w:p>
+      <w:r>
+        <w:t xml:space="preserve">Positive Marks: 1</w:t>
+      </w:r>
+    </w:p>
+    <w:p>
+      <w:r>
+        <w:t xml:space="preserve">Negative Marks: 0.25</w:t>
+      </w:r>
+    </w:p>
+    <w:p>
+      <w:r>
+        <w:t xml:space="preserve"/>
+      </w:r>
+    </w:p>
+    <w:p>
+      <w:r>
+        <w:t xml:space="preserve">Question: The "Pradhan Mantri Bhartiya Janaushadhi Kendra" medicines are priced at what level compared to market brands?</w:t>
+      </w:r>
+    </w:p>
+    <w:p>
+      <w:r>
+        <w:t xml:space="preserve">(a) 50–90% cheaper</w:t>
+      </w:r>
+    </w:p>
+    <w:p>
+      <w:r>
+        <w:t xml:space="preserve">(b) 5% cheaper</w:t>
+      </w:r>
+    </w:p>
+    <w:p>
+      <w:r>
+        <w:t xml:space="preserve">(c) Same</w:t>
+      </w:r>
+    </w:p>
+    <w:p>
+      <w:r>
+        <w:t xml:space="preserve">(d) More expensive</w:t>
+      </w:r>
+    </w:p>
+    <w:p>
+      <w:r>
+        <w:t xml:space="preserve">Answer: a</w:t>
+      </w:r>
+    </w:p>
+    <w:p>
+      <w:r>
+        <w:t xml:space="preserve">Solution: ✅ Correct Answer: (a)</w:t>
+      </w:r>
+    </w:p>
+    <w:p>
+      <w:r>
+        <w:t xml:space="preserve">🧠 Clinical Rationale: Jan Aushadhi generic medicines are 50–90% cheaper than branded equivalents — the scheme's core promise of affordable essential medicines.</w:t>
+      </w:r>
+    </w:p>
+    <w:p>
+      <w:r>
+        <w:t xml:space="preserve">🔍 Key Clues: "Priced at what level" → 50–90% cheaper.</w:t>
+      </w:r>
+    </w:p>
+    <w:p>
+      <w:r>
+        <w:t xml:space="preserve">❌ Why Not Other Options?</w:t>
+      </w:r>
+    </w:p>
+    <w:p>
+      <w:r>
+        <w:t xml:space="preserve">(b), (c), (d) — 5% cheaper, same, or more expensive contradict the scheme's purpose.</w:t>
+      </w:r>
+    </w:p>
+    <w:p>
+      <w:r>
+        <w:t xml:space="preserve">⚠️ Exam Trap: "50–90% cheaper" is the standard figure quoted for Jan Aushadhi.</w:t>
+      </w:r>
+    </w:p>
+    <w:p>
+      <w:r>
+        <w:t xml:space="preserve">💎 PNC Pearl: Jan Aushadhi = up to 90% savings on medicines.</w:t>
+      </w:r>
+    </w:p>
+    <w:p>
+      <w:r>
+        <w:t xml:space="preserve">Positive Marks: 1</w:t>
+      </w:r>
+    </w:p>
+    <w:p>
+      <w:r>
+        <w:t xml:space="preserve">Negative Marks: 0.25</w:t>
+      </w:r>
+    </w:p>
+    <w:p>
+      <w:r>
+        <w:t xml:space="preserve"/>
+      </w:r>
+    </w:p>
+    <w:p>
+      <w:r>
+        <w:t xml:space="preserve">Question: The nurse is to administer 550 mg of a medication. The tablets are 110 mg each. How many tablets are needed?</w:t>
+      </w:r>
+    </w:p>
+    <w:p>
+      <w:r>
+        <w:t xml:space="preserve">(a) 4 tablets</w:t>
+      </w:r>
+    </w:p>
+    <w:p>
+      <w:r>
+        <w:t xml:space="preserve">(b) 5 tablets</w:t>
+      </w:r>
+    </w:p>
+    <w:p>
+      <w:r>
+        <w:t xml:space="preserve">(c) 6 tablets</w:t>
+      </w:r>
+    </w:p>
+    <w:p>
+      <w:r>
+        <w:t xml:space="preserve">(d) 7 tablets</w:t>
+      </w:r>
+    </w:p>
+    <w:p>
+      <w:r>
+        <w:t xml:space="preserve">Answer: b</w:t>
+      </w:r>
+    </w:p>
+    <w:p>
+      <w:r>
+        <w:t xml:space="preserve">Solution: ✅ Correct Answer: (b)</w:t>
+      </w:r>
+    </w:p>
+    <w:p>
+      <w:r>
+        <w:t xml:space="preserve">🧠 Clinical Rationale: Tablets = Desired ÷ Have = 550 mg ÷ 110 mg = 5 tablets.</w:t>
+      </w:r>
+    </w:p>
+    <w:p>
+      <w:r>
+        <w:t xml:space="preserve">🔍 Key Clues: "550 mg" ordered, "110 mg each" → 550 ÷ 110 = 5.</w:t>
+      </w:r>
+    </w:p>
+    <w:p>
+      <w:r>
+        <w:t xml:space="preserve">❌ Why Not Other Options?</w:t>
+      </w:r>
+    </w:p>
+    <w:p>
+      <w:r>
+        <w:t xml:space="preserve">(a) — 4 tablets give 440 mg.</w:t>
+      </w:r>
+    </w:p>
+    <w:p>
+      <w:r>
+        <w:t xml:space="preserve">(c) — 6 tablets give 660 mg — overdose.</w:t>
+      </w:r>
+    </w:p>
+    <w:p>
+      <w:r>
+        <w:t xml:space="preserve">(d) — 7 tablets give 770 mg — serious overdose.</w:t>
+      </w:r>
+    </w:p>
+    <w:p>
+      <w:r>
+        <w:t xml:space="preserve">⚠️ Exam Trap: Desired ÷ Have; cross-check with the tablet strength.</w:t>
+      </w:r>
+    </w:p>
+    <w:p>
+      <w:r>
+        <w:t xml:space="preserve">💎 PNC Pearl: 550 ÷ 110 = 5 tablets.</w:t>
+      </w:r>
+    </w:p>
+    <w:p>
+      <w:r>
+        <w:t xml:space="preserve">Positive Marks: 1</w:t>
+      </w:r>
+    </w:p>
+    <w:p>
+      <w:r>
+        <w:t xml:space="preserve">Negative Marks: 0.25</w:t>
+      </w:r>
+    </w:p>
+    <w:p>
+      <w:r>
+        <w:t xml:space="preserve"/>
+      </w:r>
+    </w:p>
+    <w:p>
+      <w:r>
+        <w:t xml:space="preserve">Question: The normal adult respiratory rate range is:</w:t>
+      </w:r>
+    </w:p>
+    <w:p>
+      <w:r>
+        <w:t xml:space="preserve">(a) 12–20 breaths per minute</w:t>
+      </w:r>
+    </w:p>
+    <w:p>
+      <w:r>
+        <w:t xml:space="preserve">(b) 30–40 breaths per minute</w:t>
+      </w:r>
+    </w:p>
+    <w:p>
+      <w:r>
+        <w:t xml:space="preserve">(c) 4–6 breaths per minute</w:t>
+      </w:r>
+    </w:p>
+    <w:p>
+      <w:r>
+        <w:t xml:space="preserve">(d) 50–60 breaths per minute</w:t>
+      </w:r>
+    </w:p>
+    <w:p>
+      <w:r>
+        <w:t xml:space="preserve">Answer: a</w:t>
+      </w:r>
+    </w:p>
+    <w:p>
+      <w:r>
+        <w:t xml:space="preserve">Solution: ✅ Correct Answer: (a)</w:t>
+      </w:r>
+    </w:p>
+    <w:p>
+      <w:r>
+        <w:t xml:space="preserve">🧠 Clinical Rationale: Normal adult respiratory rate is 12–20 breaths/min. The nurse counts respirations for a full minute, ideally unobtrusively (e.g., after pretending to check the pulse).</w:t>
+      </w:r>
+    </w:p>
+    <w:p>
+      <w:r>
+        <w:t xml:space="preserve">🔍 Key Clues: "Normal adult respiratory rate" → 12–20/min.</w:t>
+      </w:r>
+    </w:p>
+    <w:p>
+      <w:r>
+        <w:t xml:space="preserve">❌ Why Not Other Options?</w:t>
+      </w:r>
+    </w:p>
+    <w:p>
+      <w:r>
+        <w:t xml:space="preserve">(b) — 30–40 indicates tachypnea.</w:t>
+      </w:r>
+    </w:p>
+    <w:p>
+      <w:r>
+        <w:t xml:space="preserve">(c) — 4–6 is severe bradypnea.</w:t>
+      </w:r>
+    </w:p>
+    <w:p>
+      <w:r>
+        <w:t xml:space="preserve">(d) — 50–60 is the infant range.</w:t>
+      </w:r>
+    </w:p>
+    <w:p>
+      <w:r>
+        <w:t xml:space="preserve">⚠️ Exam Trap: Infant RR is much higher (30–60); don't apply the adult range to children.</w:t>
+      </w:r>
+    </w:p>
+    <w:p>
+      <w:r>
+        <w:t xml:space="preserve">💎 PNC Pearl: Adult RR 12–20 — count for a full minute.</w:t>
+      </w:r>
+    </w:p>
+    <w:p>
+      <w:r>
+        <w:t xml:space="preserve">Positive Marks: 1</w:t>
+      </w:r>
+    </w:p>
+    <w:p>
+      <w:r>
+        <w:t xml:space="preserve">Negative Marks: 0.25</w:t>
+      </w:r>
+    </w:p>
+    <w:p>
+      <w:r>
+        <w:t xml:space="preserve"/>
+      </w:r>
+    </w:p>
+    <w:p>
+      <w:r>
+        <w:t xml:space="preserve">Question: A patient with a chest tube has the drainage system tipped over. The nurse should:</w:t>
+      </w:r>
+    </w:p>
+    <w:p>
+      <w:r>
+        <w:t xml:space="preserve">(a) Upright the system immediately and ensure the water seal is maintained</w:t>
+      </w:r>
+    </w:p>
+    <w:p>
+      <w:r>
+        <w:t xml:space="preserve">(b) Leave it tipped</w:t>
+      </w:r>
+    </w:p>
+    <w:p>
+      <w:r>
+        <w:t xml:space="preserve">(c) Disconnect the tube</w:t>
+      </w:r>
+    </w:p>
+    <w:p>
+      <w:r>
+        <w:t xml:space="preserve">(d) Clamp permanently</w:t>
+      </w:r>
+    </w:p>
+    <w:p>
+      <w:r>
+        <w:t xml:space="preserve">Answer: a</w:t>
+      </w:r>
+    </w:p>
+    <w:p>
+      <w:r>
+        <w:t xml:space="preserve">Solution: ✅ Correct Answer: (a)</w:t>
+      </w:r>
+    </w:p>
+    <w:p>
+      <w:r>
+        <w:t xml:space="preserve">🧠 Clinical Rationale: If the drainage system tips, it is righted immediately and the water seal checked/restored per protocol — the system is kept below chest level. The nurse observes the patient for signs of pneumothorax.</w:t>
+      </w:r>
+    </w:p>
+    <w:p>
+      <w:r>
+        <w:t xml:space="preserve">🔍 Key Clues: "Drainage system tipped" → upright it, restore the water seal.</w:t>
+      </w:r>
+    </w:p>
+    <w:p>
+      <w:r>
+        <w:t xml:space="preserve">❌ Why Not Other Options?</w:t>
+      </w:r>
+    </w:p>
+    <w:p>
+      <w:r>
+        <w:t xml:space="preserve">(b) — Leaving it tipped breaks the water seal.</w:t>
+      </w:r>
+    </w:p>
+    <w:p>
+      <w:r>
+        <w:t xml:space="preserve">(c) — Disconnecting opens the pleural space to air.</w:t>
+      </w:r>
+    </w:p>
+    <w:p>
+      <w:r>
+        <w:t xml:space="preserve">(d) — Clamping can cause tension pneumothorax — only for specific transport situations with orders.</w:t>
+      </w:r>
+    </w:p>
+    <w:p>
+      <w:r>
+        <w:t xml:space="preserve">⚠️ Exam Trap: Never clamp a chest tube routinely — tension pneumothorax risk.</w:t>
+      </w:r>
+    </w:p>
+    <w:p>
+      <w:r>
+        <w:t xml:space="preserve">💎 PNC Pearl: Tipped system = right it fast, check the seal, watch for air.</w:t>
+      </w:r>
+    </w:p>
+    <w:p>
+      <w:r>
+        <w:t xml:space="preserve">Positive Marks: 1</w:t>
+      </w:r>
+    </w:p>
+    <w:p>
+      <w:r>
+        <w:t xml:space="preserve">Negative Marks: 0.25</w:t>
+      </w:r>
+    </w:p>
+    <w:p>
+      <w:r>
+        <w:t xml:space="preserve">Question: The normal serum sodium range is:</w:t>
+      </w:r>
+    </w:p>
+    <w:p>
+      <w:r>
+        <w:t xml:space="preserve">(a) 135–145 mEq/L</w:t>
+      </w:r>
+    </w:p>
+    <w:p>
+      <w:r>
+        <w:t xml:space="preserve">(b) 115–125 mEq/L</w:t>
+      </w:r>
+    </w:p>
+    <w:p>
+      <w:r>
+        <w:t xml:space="preserve">(c) 155–165 mEq/L</w:t>
+      </w:r>
+    </w:p>
+    <w:p>
+      <w:r>
+        <w:t xml:space="preserve">(d) 170–180 mEq/L</w:t>
+      </w:r>
+    </w:p>
+    <w:p>
+      <w:r>
+        <w:t xml:space="preserve">Answer: a</w:t>
+      </w:r>
+    </w:p>
+    <w:p>
+      <w:r>
+        <w:t xml:space="preserve">Solution: ✅ Correct Answer: (a)</w:t>
+      </w:r>
+    </w:p>
+    <w:p>
+      <w:r>
+        <w:t xml:space="preserve">🧠 Clinical Rationale: Normal sodium is 135–145 mEq/L — the major extracellular cation. Hyponatremia causes confusion and seizures; hypernatremia causes thirst and altered sensorium.</w:t>
+      </w:r>
+    </w:p>
+    <w:p>
+      <w:r>
+        <w:t xml:space="preserve">🔍 Key Clues: "Normal sodium" → 135–145 mEq/L.</w:t>
+      </w:r>
+    </w:p>
+    <w:p>
+      <w:r>
+        <w:t xml:space="preserve">❌ Why Not Other Options?</w:t>
+      </w:r>
+    </w:p>
+    <w:p>
+      <w:r>
+        <w:t xml:space="preserve">(b) — 115–125 is severe hyponatremia.</w:t>
+      </w:r>
+    </w:p>
+    <w:p>
+      <w:r>
+        <w:t xml:space="preserve">(c), (d) — 155–165 and 170–180 are hypernatremic levels.</w:t>
+      </w:r>
+    </w:p>
+    <w:p>
+      <w:r>
+        <w:t xml:space="preserve">⚠️ Exam Trap: Sodium = the extracellular boss; sodium follows water.</w:t>
+      </w:r>
+    </w:p>
+    <w:p>
+      <w:r>
+        <w:t xml:space="preserve">💎 PNC Pearl: Na⁺ 135–145 — salt keeps the brain sharp.</w:t>
+      </w:r>
+    </w:p>
+    <w:p>
+      <w:r>
+        <w:t xml:space="preserve">Positive Marks: 1</w:t>
+      </w:r>
+    </w:p>
+    <w:p>
+      <w:r>
+        <w:t xml:space="preserve">Negative Marks: 0.25</w:t>
+      </w:r>
+    </w:p>
+    <w:p>
+      <w:r>
+        <w:t xml:space="preserve"/>
+      </w:r>
+    </w:p>
+    <w:p>
+      <w:r>
+        <w:t xml:space="preserve">Question: The nurse is caring for a patient with an IV infusion. Which finding indicates phlebitis?</w:t>
+      </w:r>
+    </w:p>
+    <w:p>
+      <w:r>
+        <w:t xml:space="preserve">(a) Redness, warmth, and a palpable cord along the vein</w:t>
+      </w:r>
+    </w:p>
+    <w:p>
+      <w:r>
+        <w:t xml:space="preserve">(b) Swelling and coolness without redness</w:t>
+      </w:r>
+    </w:p>
+    <w:p>
+      <w:r>
+        <w:t xml:space="preserve">(c) Normal site</w:t>
+      </w:r>
+    </w:p>
+    <w:p>
+      <w:r>
+        <w:t xml:space="preserve">(d) Blood return only</w:t>
+      </w:r>
+    </w:p>
+    <w:p>
+      <w:r>
+        <w:t xml:space="preserve">Answer: a</w:t>
+      </w:r>
+    </w:p>
+    <w:p>
+      <w:r>
+        <w:t xml:space="preserve">Solution: ✅ Correct Answer: (a)</w:t>
+      </w:r>
+    </w:p>
+    <w:p>
+      <w:r>
+        <w:t xml:space="preserve">🧠 Clinical Rationale: Phlebitis — inflammation of the vein — causes redness, warmth, and a tender palpable cord along the vein path. The nurse stops the infusion, restarts at a new site, and applies warm compresses.</w:t>
+      </w:r>
+    </w:p>
+    <w:p>
+      <w:r>
+        <w:t xml:space="preserve">🔍 Key Clues: "Phlebitis" = red + warm + cord; "infiltration" = cool + swollen.</w:t>
+      </w:r>
+    </w:p>
+    <w:p>
+      <w:r>
+        <w:t xml:space="preserve">❌ Why Not Other Options?</w:t>
+      </w:r>
+    </w:p>
+    <w:p>
+      <w:r>
+        <w:t xml:space="preserve">(b) — Swelling and coolness without redness describe infiltration.</w:t>
+      </w:r>
+    </w:p>
+    <w:p>
+      <w:r>
+        <w:t xml:space="preserve">(c) — A normal site has no phlebitis signs.</w:t>
+      </w:r>
+    </w:p>
+    <w:p>
+      <w:r>
+        <w:t xml:space="preserve">(d) — Blood return only confirms catheter placement, not phlebitis.</w:t>
+      </w:r>
+    </w:p>
+    <w:p>
+      <w:r>
+        <w:t xml:space="preserve">⚠️ Exam Trap: Warm/red = phlebitis; cool/swollen = infiltration — temperature is the key.</w:t>
+      </w:r>
+    </w:p>
+    <w:p>
+      <w:r>
+        <w:t xml:space="preserve">💎 PNC Pearl: Phlebitis = hot, red, cordy vein; infiltration = cold, puffy site.</w:t>
+      </w:r>
+    </w:p>
+    <w:p>
+      <w:r>
+        <w:t xml:space="preserve">Positive Marks: 1</w:t>
+      </w:r>
+    </w:p>
+    <w:p>
+      <w:r>
+        <w:t xml:space="preserve">Negative Marks: 0.25</w:t>
+      </w:r>
+    </w:p>
+    <w:p>
+      <w:r>
+        <w:t xml:space="preserve"/>
+      </w:r>
+    </w:p>
+    <w:p>
+      <w:r>
+        <w:t xml:space="preserve">Question: A patient with chronic renal failure is being taught about fluid restriction. The nurse should teach the patient to:</w:t>
+      </w:r>
+    </w:p>
+    <w:p>
+      <w:r>
+        <w:t xml:space="preserve">(a) Measure daily intake and limit fluids as prescribed</w:t>
+      </w:r>
+    </w:p>
+    <w:p>
+      <w:r>
+        <w:t xml:space="preserve">(b) Drink unlimited fluids</w:t>
+      </w:r>
+    </w:p>
+    <w:p>
+      <w:r>
+        <w:t xml:space="preserve">(c) Skip monitoring</w:t>
+      </w:r>
+    </w:p>
+    <w:p>
+      <w:r>
+        <w:t xml:space="preserve">(d) Increase salt intake</w:t>
+      </w:r>
+    </w:p>
+    <w:p>
+      <w:r>
+        <w:t xml:space="preserve">Answer: a</w:t>
+      </w:r>
+    </w:p>
+    <w:p>
+      <w:r>
+        <w:t xml:space="preserve">Solution: ✅ Correct Answer: (a)</w:t>
+      </w:r>
+    </w:p>
+    <w:p>
+      <w:r>
+        <w:t xml:space="preserve">🧠 Clinical Rationale: Fluid restriction in renal failure prevents fluid overload and pulmonary edema. The patient measures all intake (including foods that melt), tracks daily weight, and limits sodium to reduce thirst.</w:t>
+      </w:r>
+    </w:p>
+    <w:p>
+      <w:r>
+        <w:t xml:space="preserve">🔍 Key Clues: "Fluid restriction" in renal failure → measure intake + daily weight + low salt.</w:t>
+      </w:r>
+    </w:p>
+    <w:p>
+      <w:r>
+        <w:t xml:space="preserve">❌ Why Not Other Options?</w:t>
+      </w:r>
+    </w:p>
+    <w:p>
+      <w:r>
+        <w:t xml:space="preserve">(b) — Unlimited fluids cause overload and pulmonary edema.</w:t>
+      </w:r>
+    </w:p>
+    <w:p>
+      <w:r>
+        <w:t xml:space="preserve">(c) — Monitoring (weight, intake) is essential.</w:t>
+      </w:r>
+    </w:p>
+    <w:p>
+      <w:r>
+        <w:t xml:space="preserve">(d) — More salt increases thirst and fluid retention.</w:t>
+      </w:r>
+    </w:p>
+    <w:p>
+      <w:r>
+        <w:t xml:space="preserve">⚠️ Exam Trap: Daily weight is the best gauge — 1 kg gain ≈ 1 L retained.</w:t>
+      </w:r>
+    </w:p>
+    <w:p>
+      <w:r>
+        <w:t xml:space="preserve">💎 PNC Pearl: Renal failure fluid rule = measure in, weigh daily, cut salt.</w:t>
+      </w:r>
+    </w:p>
+    <w:p>
+      <w:r>
+        <w:t xml:space="preserve">Positive Marks: 1</w:t>
+      </w:r>
+    </w:p>
+    <w:p>
+      <w:r>
+        <w:t xml:space="preserve">Negative Marks: 0.25</w:t>
+      </w:r>
+    </w:p>
+    <w:p>
+      <w:r>
+        <w:t xml:space="preserve"/>
+      </w:r>
+    </w:p>
+    <w:p>
+      <w:r>
+        <w:t xml:space="preserve">Question: A patient at 34 weeks of gestation is diagnosed with placenta previa and is on bed rest at home. The nurse should teach the patient to:</w:t>
+      </w:r>
+    </w:p>
+    <w:p>
+      <w:r>
+        <w:t xml:space="preserve">(a) Report any vaginal bleeding immediately and avoid intercourse and strenuous activity</w:t>
+      </w:r>
+    </w:p>
+    <w:p>
+      <w:r>
+        <w:t xml:space="preserve">(b) Ignore bleeding</w:t>
+      </w:r>
+    </w:p>
+    <w:p>
+      <w:r>
+        <w:t xml:space="preserve">(c) Do heavy lifting</w:t>
+      </w:r>
+    </w:p>
+    <w:p>
+      <w:r>
+        <w:t xml:space="preserve">(d) Have sexual intercourse</w:t>
+      </w:r>
+    </w:p>
+    <w:p>
+      <w:r>
+        <w:t xml:space="preserve">Answer: a</w:t>
+      </w:r>
+    </w:p>
+    <w:p>
+      <w:r>
+        <w:t xml:space="preserve">Solution: ✅ Correct Answer: (a)</w:t>
+      </w:r>
+    </w:p>
+    <w:p>
+      <w:r>
+        <w:t xml:space="preserve">🧠 Clinical Rationale: Placenta previa — the placenta covers the cervical os — can bleed suddenly and heavily. The patient reports ANY bleeding immediately and follows pelvic rest (no intercourse, tampons, or exams) and avoids strenuous activity.</w:t>
+      </w:r>
+    </w:p>
+    <w:p>
+      <w:r>
+        <w:t xml:space="preserve">🔍 Key Clues: "Placenta previa" + "bed rest at home" → report bleeding + pelvic rest.</w:t>
+      </w:r>
+    </w:p>
+    <w:p>
+      <w:r>
+        <w:t xml:space="preserve">❌ Why Not Other Options?</w:t>
+      </w:r>
+    </w:p>
+    <w:p>
+      <w:r>
+        <w:t xml:space="preserve">(b) — Ignoring bleeding risks massive hemorrhage.</w:t>
+      </w:r>
+    </w:p>
+    <w:p>
+      <w:r>
+        <w:t xml:space="preserve">(c) — Heavy lifting can trigger bleeding.</w:t>
+      </w:r>
+    </w:p>
+    <w:p>
+      <w:r>
+        <w:t xml:space="preserve">(d) — Intercourse is strictly avoided (pelvic rest).</w:t>
+      </w:r>
+    </w:p>
+    <w:p>
+      <w:r>
+        <w:t xml:space="preserve">⚠️ Exam Trap: Placenta previa = painless bright red bleeding; abruptio = painful dark bleeding.</w:t>
+      </w:r>
+    </w:p>
+    <w:p>
+      <w:r>
+        <w:t xml:space="preserve">💎 PNC Pearl: Previa = painless bleeding, pelvic rest, report everything.</w:t>
+      </w:r>
+    </w:p>
+    <w:p>
+      <w:r>
+        <w:t xml:space="preserve">Positive Marks: 1</w:t>
+      </w:r>
+    </w:p>
+    <w:p>
+      <w:r>
+        <w:t xml:space="preserve">Negative Marks: 0.25</w:t>
+      </w:r>
+    </w:p>
+    <w:p>
+      <w:r>
+        <w:t xml:space="preserve"/>
+      </w:r>
+    </w:p>
+    <w:p>
+      <w:r>
+        <w:t xml:space="preserve">Question: A 3-year-old child with acute diarrhea is being managed at home. The mother asks about feeding. The nurse should advise:</w:t>
+      </w:r>
+    </w:p>
+    <w:p>
+      <w:r>
+        <w:t xml:space="preserve">(a) Continue breastfeeding/regular feeding during diarrhea</w:t>
+      </w:r>
+    </w:p>
+    <w:p>
+      <w:r>
+        <w:t xml:space="preserve">(b) Stop all feeds</w:t>
+      </w:r>
+    </w:p>
+    <w:p>
+      <w:r>
+        <w:t xml:space="preserve">(c) Give only sugary drinks</w:t>
+      </w:r>
+    </w:p>
+    <w:p>
+      <w:r>
+        <w:t xml:space="preserve">(d) Withhold fluids</w:t>
+      </w:r>
+    </w:p>
+    <w:p>
+      <w:r>
+        <w:t xml:space="preserve">Answer: a</w:t>
+      </w:r>
+    </w:p>
+    <w:p>
+      <w:r>
+        <w:t xml:space="preserve">Solution: ✅ Correct Answer: (a)</w:t>
+      </w:r>
+    </w:p>
+    <w:p>
+      <w:r>
+        <w:t xml:space="preserve">🧠 Clinical Rationale: Feeding continues during diarrhea — breastfeeding and regular nutritious food, with ORS after each loose stool. Withholding food prolongs malnutrition and recovery; the gut still absorbs nutrients.</w:t>
+      </w:r>
+    </w:p>
+    <w:p>
+      <w:r>
+        <w:t xml:space="preserve">🔍 Key Clues: "Feeding during diarrhea" → continue feeds + ORS after each stool.</w:t>
+      </w:r>
+    </w:p>
+    <w:p>
+      <w:r>
+        <w:t xml:space="preserve">❌ Why Not Other Options?</w:t>
+      </w:r>
+    </w:p>
+    <w:p>
+      <w:r>
+        <w:t xml:space="preserve">(b) — Stopping feeds worsens malnutrition.</w:t>
+      </w:r>
+    </w:p>
+    <w:p>
+      <w:r>
+        <w:t xml:space="preserve">(c) — Sugary drinks worsen osmotic diarrhea.</w:t>
+      </w:r>
+    </w:p>
+    <w:p>
+      <w:r>
+        <w:t xml:space="preserve">(d) — Withholding fluids causes dehydration.</w:t>
+      </w:r>
+    </w:p>
+    <w:p>
+      <w:r>
+        <w:t xml:space="preserve">⚠️ Exam Trap: WHO recommends continued feeding during diarrhea — food does NOT worsen it.</w:t>
+      </w:r>
+    </w:p>
+    <w:p>
+      <w:r>
+        <w:t xml:space="preserve">💎 PNC Pearl: Diarrhea care = feed the child, give ORS after each stool.</w:t>
+      </w:r>
+    </w:p>
+    <w:p>
+      <w:r>
+        <w:t xml:space="preserve">Positive Marks: 1</w:t>
+      </w:r>
+    </w:p>
+    <w:p>
+      <w:r>
+        <w:t xml:space="preserve">Negative Marks: 0.25</w:t>
+      </w:r>
+    </w:p>
+    <w:p>
+      <w:r>
+        <w:t xml:space="preserve"/>
+      </w:r>
+    </w:p>
+    <w:p>
+      <w:r>
+        <w:t xml:space="preserve">Question: A patient with generalized anxiety disorder is being discharged on sertraline. Which statement indicates correct understanding?</w:t>
+      </w:r>
+    </w:p>
+    <w:p>
+      <w:r>
+        <w:t xml:space="preserve">(a) "I will take it daily and not stop suddenly."</w:t>
+      </w:r>
+    </w:p>
+    <w:p>
+      <w:r>
+        <w:t xml:space="preserve">(b) "I will double the dose when anxious."</w:t>
+      </w:r>
+    </w:p>
+    <w:p>
+      <w:r>
+        <w:t xml:space="preserve">(c) "I will stop it once I feel better for a day."</w:t>
+      </w:r>
+    </w:p>
+    <w:p>
+      <w:r>
+        <w:t xml:space="preserve">(d) "I will take it only during panic attacks."</w:t>
+      </w:r>
+    </w:p>
+    <w:p>
+      <w:r>
+        <w:t xml:space="preserve">Answer: a</w:t>
+      </w:r>
+    </w:p>
+    <w:p>
+      <w:r>
+        <w:t xml:space="preserve">Solution: ✅ Correct Answer: (a)</w:t>
+      </w:r>
+    </w:p>
+    <w:p>
+      <w:r>
+        <w:t xml:space="preserve">🧠 Clinical Rationale: SSRIs are taken daily at a fixed dose, work over 2–6 weeks, and must be tapered under supervision — they are not PRN medications for acute anxiety.</w:t>
+      </w:r>
+    </w:p>
+    <w:p>
+      <w:r>
+        <w:t xml:space="preserve">🔍 Key Clues: "Correct understanding" → daily dosing + no abrupt stop.</w:t>
+      </w:r>
+    </w:p>
+    <w:p>
+      <w:r>
+        <w:t xml:space="preserve">❌ Why Not Other Options?</w:t>
+      </w:r>
+    </w:p>
+    <w:p>
+      <w:r>
+        <w:t xml:space="preserve">(b) — Doubling doses without orders risks side effects.</w:t>
+      </w:r>
+    </w:p>
+    <w:p>
+      <w:r>
+        <w:t xml:space="preserve">(c) — Stopping after a day of feeling better causes relapse and withdrawal.</w:t>
+      </w:r>
+    </w:p>
+    <w:p>
+      <w:r>
+        <w:t xml:space="preserve">(d) — SSRIs are not PRN — they need steady blood levels.</w:t>
+      </w:r>
+    </w:p>
+    <w:p>
+      <w:r>
+        <w:t xml:space="preserve">⚠️ Exam Trap: SSRI ≠ rescue drug — daily, consistent, tapered.</w:t>
+      </w:r>
+    </w:p>
+    <w:p>
+      <w:r>
+        <w:t xml:space="preserve">💎 PNC Pearl: Sertraline = daily habit, weeks to work, taper to stop.</w:t>
+      </w:r>
+    </w:p>
+    <w:p>
+      <w:r>
+        <w:t xml:space="preserve">Positive Marks: 1</w:t>
+      </w:r>
+    </w:p>
+    <w:p>
+      <w:r>
+        <w:t xml:space="preserve">Negative Marks: 0.25</w:t>
+      </w:r>
+    </w:p>
+    <w:p>
+      <w:r>
+        <w:t xml:space="preserve"/>
+      </w:r>
+    </w:p>
+    <w:p>
+      <w:r>
+        <w:t xml:space="preserve">Question: The "Pradhan Mantri Bhartiya Janaushadhi Kendra" was rebranded/expanded under which name in 2018?</w:t>
+      </w:r>
+    </w:p>
+    <w:p>
+      <w:r>
+        <w:t xml:space="preserve">(a) PMBJP with 3,000+ kendras target</w:t>
+      </w:r>
+    </w:p>
+    <w:p>
+      <w:r>
+        <w:t xml:space="preserve">(b) PM-KISAN</w:t>
+      </w:r>
+    </w:p>
+    <w:p>
+      <w:r>
+        <w:t xml:space="preserve">(c) PMJJBY</w:t>
+      </w:r>
+    </w:p>
+    <w:p>
+      <w:r>
+        <w:t xml:space="preserve">(d) PMVVY</w:t>
+      </w:r>
+    </w:p>
+    <w:p>
+      <w:r>
+        <w:t xml:space="preserve">Answer: a</w:t>
+      </w:r>
+    </w:p>
+    <w:p>
+      <w:r>
+        <w:t xml:space="preserve">Solution: ✅ Correct Answer: (a)</w:t>
+      </w:r>
+    </w:p>
+    <w:p>
+      <w:r>
+        <w:t xml:space="preserve">🧠 Clinical Rationale: The Jan Aushadhi scheme (PMBJP) was revamped in 2018 with a target of 3,000+ Jan Aushadhi Kendras — expanding affordable generic medicine access nationwide.</w:t>
+      </w:r>
+    </w:p>
+    <w:p>
+      <w:r>
+        <w:t xml:space="preserve">🔍 Key Clues: "2018" + "Jan Aushadhi" → PMBJP expansion with 3,000+ kendra target.</w:t>
+      </w:r>
+    </w:p>
+    <w:p>
+      <w:r>
+        <w:t xml:space="preserve">❌ Why Not Other Options?</w:t>
+      </w:r>
+    </w:p>
+    <w:p>
+      <w:r>
+        <w:t xml:space="preserve">(b) — PM-KISAN is a farmer income support scheme.</w:t>
+      </w:r>
+    </w:p>
+    <w:p>
+      <w:r>
+        <w:t xml:space="preserve">(c) — PMJJBY is a life insurance scheme.</w:t>
+      </w:r>
+    </w:p>
+    <w:p>
+      <w:r>
+        <w:t xml:space="preserve">(d) — PMVVY is a pension scheme.</w:t>
+      </w:r>
+    </w:p>
+    <w:p>
+      <w:r>
+        <w:t xml:space="preserve">⚠️ Exam Trap: Know the acronyms: PMBJP (medicines), PM-KISAN (farmers), PMJJBY (insurance), PMVVY (pension).</w:t>
+      </w:r>
+    </w:p>
+    <w:p>
+      <w:r>
+        <w:t xml:space="preserve">💎 PNC Pearl: PMBJP 2018 = 3,000+ Jan Aushadhi Kendras.</w:t>
+      </w:r>
+    </w:p>
+    <w:p>
+      <w:r>
+        <w:t xml:space="preserve">Positive Marks: 1</w:t>
+      </w:r>
+    </w:p>
+    <w:p>
+      <w:r>
+        <w:t xml:space="preserve">Negative Marks: 0.25</w:t>
+      </w:r>
+    </w:p>
+    <w:p>
+      <w:r>
+        <w:t xml:space="preserve"/>
+      </w:r>
+    </w:p>
+    <w:p>
+      <w:r>
+        <w:t xml:space="preserve">Question: The nurse is to give 0.625 mg of a medication. The vial contains 0.25 mg/mL. The volume to give is:</w:t>
+      </w:r>
+    </w:p>
+    <w:p>
+      <w:r>
+        <w:t xml:space="preserve">(a) 1.5 mL</w:t>
+      </w:r>
+    </w:p>
+    <w:p>
+      <w:r>
+        <w:t xml:space="preserve">(b) 2 mL</w:t>
+      </w:r>
+    </w:p>
+    <w:p>
+      <w:r>
+        <w:t xml:space="preserve">(c) 2.5 mL</w:t>
+      </w:r>
+    </w:p>
+    <w:p>
+      <w:r>
+        <w:t xml:space="preserve">(d) 3 mL</w:t>
+      </w:r>
+    </w:p>
+    <w:p>
+      <w:r>
+        <w:t xml:space="preserve">Answer: c</w:t>
+      </w:r>
+    </w:p>
+    <w:p>
+      <w:r>
+        <w:t xml:space="preserve">Solution: ✅ Correct Answer: (c)</w:t>
+      </w:r>
+    </w:p>
+    <w:p>
+      <w:r>
+        <w:t xml:space="preserve">🧠 Clinical Rationale: Volume = Desired ÷ Concentration = 0.625 mg ÷ 0.25 mg/mL = 2.5 mL.</w:t>
+      </w:r>
+    </w:p>
+    <w:p>
+      <w:r>
+        <w:t xml:space="preserve">🔍 Key Clues: "0.625 mg" ordered, "0.25 mg/mL" available → 0.625 ÷ 0.25 = 2.5.</w:t>
+      </w:r>
+    </w:p>
+    <w:p>
+      <w:r>
+        <w:t xml:space="preserve">❌ Why Not Other Options?</w:t>
+      </w:r>
+    </w:p>
+    <w:p>
+      <w:r>
+        <w:t xml:space="preserve">(a) — 1.5 mL gives 0.375 mg.</w:t>
+      </w:r>
+    </w:p>
+    <w:p>
+      <w:r>
+        <w:t xml:space="preserve">(b) — 2 mL gives 0.5 mg — underdose.</w:t>
+      </w:r>
+    </w:p>
+    <w:p>
+      <w:r>
+        <w:t xml:space="preserve">(d) — 3 mL gives 0.75 mg — overdose.</w:t>
+      </w:r>
+    </w:p>
+    <w:p>
+      <w:r>
+        <w:t xml:space="preserve">⚠️ Exam Trap: 0.625 ÷ 0.25 = 2.5 — the tricky decimal division.</w:t>
+      </w:r>
+    </w:p>
+    <w:p>
+      <w:r>
+        <w:t xml:space="preserve">💎 PNC Pearl: 0.625 ÷ 0.25 = 2.5 mL.</w:t>
+      </w:r>
+    </w:p>
+    <w:p>
+      <w:r>
+        <w:t xml:space="preserve">Positive Marks: 1</w:t>
+      </w:r>
+    </w:p>
+    <w:p>
+      <w:r>
+        <w:t xml:space="preserve">Negative Marks: 0.25</w:t>
+      </w:r>
+    </w:p>
+    <w:p>
+      <w:r>
+        <w:t xml:space="preserve"/>
+      </w:r>
+    </w:p>
+    <w:p>
+      <w:r>
+        <w:t xml:space="preserve">Question: The normal adult heart rate range is:</w:t>
+      </w:r>
+    </w:p>
+    <w:p>
+      <w:r>
+        <w:t xml:space="preserve">(a) 60–100 beats per minute</w:t>
+      </w:r>
+    </w:p>
+    <w:p>
+      <w:r>
+        <w:t xml:space="preserve">(b) 20–40 beats per minute</w:t>
+      </w:r>
+    </w:p>
+    <w:p>
+      <w:r>
+        <w:t xml:space="preserve">(c) 120–160 beats per minute</w:t>
+      </w:r>
+    </w:p>
+    <w:p>
+      <w:r>
+        <w:t xml:space="preserve">(d) 160–200 beats per minute</w:t>
+      </w:r>
+    </w:p>
+    <w:p>
+      <w:r>
+        <w:t xml:space="preserve">Answer: a</w:t>
+      </w:r>
+    </w:p>
+    <w:p>
+      <w:r>
+        <w:t xml:space="preserve">Solution: ✅ Correct Answer: (a)</w:t>
+      </w:r>
+    </w:p>
+    <w:p>
+      <w:r>
+        <w:t xml:space="preserve">🧠 Clinical Rationale: Normal adult resting heart rate is 60–100 bpm. The nurse assesses rate, rhythm, and strength, and compares apical–radial when indicated (pulse deficit).</w:t>
+      </w:r>
+    </w:p>
+    <w:p>
+      <w:r>
+        <w:t xml:space="preserve">🔍 Key Clues: "Normal adult heart rate" → 60–100 bpm.</w:t>
+      </w:r>
+    </w:p>
+    <w:p>
+      <w:r>
+        <w:t xml:space="preserve">❌ Why Not Other Options?</w:t>
+      </w:r>
+    </w:p>
+    <w:p>
+      <w:r>
+        <w:t xml:space="preserve">(b) — 20–40 is severe bradycardia.</w:t>
+      </w:r>
+    </w:p>
+    <w:p>
+      <w:r>
+        <w:t xml:space="preserve">(c) — 120–160 is the infant/neonatal range.</w:t>
+      </w:r>
+    </w:p>
+    <w:p>
+      <w:r>
+        <w:t xml:space="preserve">(d) — 160–200 is tachyarrhythmia.</w:t>
+      </w:r>
+    </w:p>
+    <w:p>
+      <w:r>
+        <w:t xml:space="preserve">⚠️ Exam Trap: Neonates 120–160; adults 60–100 — age changes the normal.</w:t>
+      </w:r>
+    </w:p>
+    <w:p>
+      <w:r>
+        <w:t xml:space="preserve">💎 PNC Pearl: Adult HR 60–100 — the heart's resting cruise speed.</w:t>
+      </w:r>
+    </w:p>
+    <w:p>
+      <w:r>
+        <w:t xml:space="preserve">Positive Marks: 1</w:t>
+      </w:r>
+    </w:p>
+    <w:p>
+      <w:r>
+        <w:t xml:space="preserve">Negative Marks: 0.25</w:t>
+      </w:r>
+    </w:p>
+    <w:p>
+      <w:r>
+        <w:t xml:space="preserve"/>
+      </w:r>
+    </w:p>
+    <w:p>
+      <w:r>
+        <w:t xml:space="preserve">Question: A patient with a fractured femur in traction is at risk for fat embolism. Which finding suggests fat embolism syndrome?</w:t>
+      </w:r>
+    </w:p>
+    <w:p>
+      <w:r>
+        <w:t xml:space="preserve">(a) Sudden dyspnea, chest pain, and petechiae</w:t>
+      </w:r>
+    </w:p>
+    <w:p>
+      <w:r>
+        <w:t xml:space="preserve">(b) Normal breathing</w:t>
+      </w:r>
+    </w:p>
+    <w:p>
+      <w:r>
+        <w:t xml:space="preserve">(c) Muscle cramp only</w:t>
+      </w:r>
+    </w:p>
+    <w:p>
+      <w:r>
+        <w:t xml:space="preserve">(d) Constipation</w:t>
+      </w:r>
+    </w:p>
+    <w:p>
+      <w:r>
+        <w:t xml:space="preserve">Answer: a</w:t>
+      </w:r>
+    </w:p>
+    <w:p>
+      <w:r>
+        <w:t xml:space="preserve">Solution: ✅ Correct Answer: (a)</w:t>
+      </w:r>
+    </w:p>
+    <w:p>
+      <w:r>
+        <w:t xml:space="preserve">🧠 Clinical Rationale: Fat embolism syndrome (24–72 hours after long-bone fracture) presents with sudden dyspnea, chest pain, tachycardia, petechiae over the chest/axillae, and confusion. Oxygen, respiratory support, and fracture stabilization are priorities.</w:t>
+      </w:r>
+    </w:p>
+    <w:p>
+      <w:r>
+        <w:t xml:space="preserve">🔍 Key Clues: "Fractured femur" + "fat embolism" → dyspnea + chest pain + petechiae.</w:t>
+      </w:r>
+    </w:p>
+    <w:p>
+      <w:r>
+        <w:t xml:space="preserve">❌ Why Not Other Options?</w:t>
+      </w:r>
+    </w:p>
+    <w:p>
+      <w:r>
+        <w:t xml:space="preserve">(b) — Normal breathing rules out the syndrome.</w:t>
+      </w:r>
+    </w:p>
+    <w:p>
+      <w:r>
+        <w:t xml:space="preserve">(c), (d) — Muscle cramp and constipation are not fat embolism features.</w:t>
+      </w:r>
+    </w:p>
+    <w:p>
+      <w:r>
+        <w:t xml:space="preserve">⚠️ Exam Trap: Petechiae + respiratory distress after a long-bone fracture = fat embolism.</w:t>
+      </w:r>
+    </w:p>
+    <w:p>
+      <w:r>
+        <w:t xml:space="preserve">💎 PNC Pearl: Femur fracture + sudden breathlessness + petechiae = fat embolism.</w:t>
+      </w:r>
+    </w:p>
+    <w:p>
+      <w:r>
+        <w:t xml:space="preserve">Positive Marks: 1</w:t>
+      </w:r>
+    </w:p>
+    <w:p>
+      <w:r>
+        <w:t xml:space="preserve">Negative Marks: 0.25</w:t>
       </w:r>
     </w:p>
     <w:sectPr>
       <w:pgSz w:w="12240" w:h="15840"/>
-      <w:pgMar w:top="864" w:right="1008" w:bottom="864" w:left="1008" w:header="720" w:footer="720" w:gutter="0"/>
+      <w:pgMar w:top="1440" w:right="1800" w:bottom="1440" w:left="1800" w:header="720" w:footer="720" w:gutter="0"/>
       <w:cols w:space="720"/>
       <w:docGrid w:linePitch="360"/>
     </w:sectPr>
@@ -2535,10 +2140,6 @@
     <w:name w:val="Normal"/>
     <w:qFormat/>
     <w:rsid w:val="00FC693F"/>
-    <w:rPr>
-      <w:rFonts w:ascii="Calibri" w:hAnsi="Calibri"/>
-      <w:sz w:val="22"/>
-    </w:rPr>
   </w:style>
   <w:style w:type="paragraph" w:styleId="Header">
     <w:name w:val="header"/>
